--- a/klagomål/A 25671-2026 FSC-klagomål.docx
+++ b/klagomål/A 25671-2026 FSC-klagomål.docx
@@ -744,7 +744,7 @@
     <w:r>
       <w:tab/>
       <w:tab/>
-      <w:t>2026-06-06</w:t>
+      <w:t>2026-06-07</w:t>
       <w:br/>
       <w:br/>
     </w:r>

--- a/klagomål/A 25671-2026 FSC-klagomål.docx
+++ b/klagomål/A 25671-2026 FSC-klagomål.docx
@@ -744,7 +744,7 @@
     <w:r>
       <w:tab/>
       <w:tab/>
-      <w:t>2026-06-07</w:t>
+      <w:t>2026-06-08</w:t>
       <w:br/>
       <w:br/>
     </w:r>

--- a/klagomål/A 25671-2026 FSC-klagomål.docx
+++ b/klagomål/A 25671-2026 FSC-klagomål.docx
@@ -744,7 +744,7 @@
     <w:r>
       <w:tab/>
       <w:tab/>
-      <w:t>2026-06-08</w:t>
+      <w:t>2026-06-09</w:t>
       <w:br/>
       <w:br/>
     </w:r>

--- a/klagomål/A 25671-2026 FSC-klagomål.docx
+++ b/klagomål/A 25671-2026 FSC-klagomål.docx
@@ -744,7 +744,7 @@
     <w:r>
       <w:tab/>
       <w:tab/>
-      <w:t>2026-06-09</w:t>
+      <w:t>2026-06-10</w:t>
       <w:br/>
       <w:br/>
     </w:r>

--- a/klagomål/A 25671-2026 FSC-klagomål.docx
+++ b/klagomål/A 25671-2026 FSC-klagomål.docx
@@ -744,7 +744,7 @@
     <w:r>
       <w:tab/>
       <w:tab/>
-      <w:t>2026-06-10</w:t>
+      <w:t>2026-06-11</w:t>
       <w:br/>
       <w:br/>
     </w:r>

--- a/klagomål/A 25671-2026 FSC-klagomål.docx
+++ b/klagomål/A 25671-2026 FSC-klagomål.docx
@@ -744,7 +744,7 @@
     <w:r>
       <w:tab/>
       <w:tab/>
-      <w:t>2026-06-11</w:t>
+      <w:t>2026-06-12</w:t>
       <w:br/>
       <w:br/>
     </w:r>

--- a/klagomål/A 25671-2026 FSC-klagomål.docx
+++ b/klagomål/A 25671-2026 FSC-klagomål.docx
@@ -744,7 +744,7 @@
     <w:r>
       <w:tab/>
       <w:tab/>
-      <w:t>2026-06-12</w:t>
+      <w:t>2026-06-13</w:t>
       <w:br/>
       <w:br/>
     </w:r>

--- a/klagomål/A 25671-2026 FSC-klagomål.docx
+++ b/klagomål/A 25671-2026 FSC-klagomål.docx
@@ -744,7 +744,7 @@
     <w:r>
       <w:tab/>
       <w:tab/>
-      <w:t>2026-06-13</w:t>
+      <w:t>2026-06-14</w:t>
       <w:br/>
       <w:br/>
     </w:r>

--- a/klagomål/A 25671-2026 FSC-klagomål.docx
+++ b/klagomål/A 25671-2026 FSC-klagomål.docx
@@ -744,7 +744,7 @@
     <w:r>
       <w:tab/>
       <w:tab/>
-      <w:t>2026-06-15</w:t>
+      <w:t>2026-06-16</w:t>
       <w:br/>
       <w:br/>
     </w:r>

--- a/klagomål/A 25671-2026 FSC-klagomål.docx
+++ b/klagomål/A 25671-2026 FSC-klagomål.docx
@@ -744,7 +744,7 @@
     <w:r>
       <w:tab/>
       <w:tab/>
-      <w:t>2026-06-16</w:t>
+      <w:t>2026-06-17</w:t>
       <w:br/>
       <w:br/>
     </w:r>

--- a/klagomål/A 25671-2026 FSC-klagomål.docx
+++ b/klagomål/A 25671-2026 FSC-klagomål.docx
@@ -1,6 +1,6 @@
 
 <file path=word/document.xml><?xml version="1.0" encoding="utf-8"?>
-<w:document xmlns:wpc="http://schemas.microsoft.com/office/word/2010/wordprocessingCanvas" xmlns:cx="http://schemas.microsoft.com/office/drawing/2014/chartex" xmlns:cx1="http://schemas.microsoft.com/office/drawing/2015/9/8/chartex" xmlns:cx2="http://schemas.microsoft.com/office/drawing/2015/10/21/chartex" xmlns:cx3="http://schemas.microsoft.com/office/drawing/2016/5/9/chartex" xmlns:cx4="http://schemas.microsoft.com/office/drawing/2016/5/10/chartex" xmlns:cx5="http://schemas.microsoft.com/office/drawing/2016/5/11/chartex" xmlns:cx6="http://schemas.microsoft.com/office/drawing/2016/5/12/chartex" xmlns:cx7="http://schemas.microsoft.com/office/drawing/2016/5/13/chartex" xmlns:cx8="http://schemas.microsoft.com/office/drawing/2016/5/14/chartex" xmlns:mc="http://schemas.openxmlformats.org/markup-compatibility/2006" xmlns:aink="http://schemas.microsoft.com/office/drawing/2016/ink" xmlns:am3d="http://schemas.microsoft.com/office/drawing/2017/model3d" xmlns:o="urn:schemas-microsoft-com:office:office" xmlns:oel="http://schemas.microsoft.com/office/2019/extlst" xmlns:r="http://schemas.openxmlformats.org/officeDocument/2006/relationships" xmlns:m="http://schemas.openxmlformats.org/officeDocument/2006/math" xmlns:v="urn:schemas-microsoft-com:vml" xmlns:wp14="http://schemas.microsoft.com/office/word/2010/wordprocessingDrawing" xmlns:wp="http://schemas.openxmlformats.org/drawingml/2006/wordprocessingDrawing" xmlns:w10="urn:schemas-microsoft-com:office:word" xmlns:w="http://schemas.openxmlformats.org/wordprocessingml/2006/main" xmlns:w14="http://schemas.microsoft.com/office/word/2010/wordml" xmlns:w15="http://schemas.microsoft.com/office/word/2012/wordml" xmlns:w16cex="http://schemas.microsoft.com/office/word/2018/wordml/cex" xmlns:w16cid="http://schemas.microsoft.com/office/word/2016/wordml/cid" xmlns:w16="http://schemas.microsoft.com/office/word/2018/wordml" xmlns:w16sdtdh="http://schemas.microsoft.com/office/word/2020/wordml/sdtdatahash" xmlns:w16se="http://schemas.microsoft.com/office/word/2015/wordml/symex" xmlns:wpg="http://schemas.microsoft.com/office/word/2010/wordprocessingGroup" xmlns:wpi="http://schemas.microsoft.com/office/word/2010/wordprocessingInk" xmlns:wne="http://schemas.microsoft.com/office/word/2006/wordml" xmlns:wps="http://schemas.microsoft.com/office/word/2010/wordprocessingShape" mc:Ignorable="w14 w15 w16se w16cid w16 w16cex w16sdtdh wp14">
+<w:document xmlns:wpc="http://schemas.microsoft.com/office/word/2010/wordprocessingCanvas" xmlns:cx="http://schemas.microsoft.com/office/drawing/2014/chartex" xmlns:cx1="http://schemas.microsoft.com/office/drawing/2015/9/8/chartex" xmlns:cx2="http://schemas.microsoft.com/office/drawing/2015/10/21/chartex" xmlns:cx3="http://schemas.microsoft.com/office/drawing/2016/5/9/chartex" xmlns:cx4="http://schemas.microsoft.com/office/drawing/2016/5/10/chartex" xmlns:cx5="http://schemas.microsoft.com/office/drawing/2016/5/11/chartex" xmlns:cx6="http://schemas.microsoft.com/office/drawing/2016/5/12/chartex" xmlns:cx7="http://schemas.microsoft.com/office/drawing/2016/5/13/chartex" xmlns:cx8="http://schemas.microsoft.com/office/drawing/2016/5/14/chartex" xmlns:mc="http://schemas.openxmlformats.org/markup-compatibility/2006" xmlns:aink="http://schemas.microsoft.com/office/drawing/2016/ink" xmlns:am3d="http://schemas.microsoft.com/office/drawing/2017/model3d" xmlns:o="urn:schemas-microsoft-com:office:office" xmlns:oel="http://schemas.microsoft.com/office/2019/extlst" xmlns:r="http://schemas.openxmlformats.org/officeDocument/2006/relationships" xmlns:m="http://schemas.openxmlformats.org/officeDocument/2006/math" xmlns:v="urn:schemas-microsoft-com:vml" xmlns:wp14="http://schemas.microsoft.com/office/word/2010/wordprocessingDrawing" xmlns:wp="http://schemas.openxmlformats.org/drawingml/2006/wordprocessingDrawing" xmlns:w10="urn:schemas-microsoft-com:office:word" xmlns:w="http://schemas.openxmlformats.org/wordprocessingml/2006/main" xmlns:w14="http://schemas.microsoft.com/office/word/2010/wordml" xmlns:w15="http://schemas.microsoft.com/office/word/2012/wordml" xmlns:w16cex="http://schemas.microsoft.com/office/word/2018/wordml/cex" xmlns:w16cid="http://schemas.microsoft.com/office/word/2016/wordml/cid" xmlns:w16="http://schemas.microsoft.com/office/word/2018/wordml" xmlns:w16du="http://schemas.microsoft.com/office/word/2023/wordml/word16du" xmlns:w16sdtdh="http://schemas.microsoft.com/office/word/2020/wordml/sdtdatahash" xmlns:w16sdtfl="http://schemas.microsoft.com/office/word/2024/wordml/sdtformatlock" xmlns:w16se="http://schemas.microsoft.com/office/word/2015/wordml/symex" xmlns:wpg="http://schemas.microsoft.com/office/word/2010/wordprocessingGroup" xmlns:wpi="http://schemas.microsoft.com/office/word/2010/wordprocessingInk" xmlns:wne="http://schemas.microsoft.com/office/word/2006/wordml" xmlns:wps="http://schemas.microsoft.com/office/word/2010/wordprocessingShape" mc:Ignorable="w14 w15 w16se w16cid w16 w16cex w16sdtdh w16sdtfl w16du wp14">
   <w:body>
     <w:p>
       <w:r>
@@ -168,12 +168,12 @@
     </w:p>
     <w:p>
       <w:r>
-        <w:t>Detta dokument behandlar höga naturvärden i avverkningsanmälan A 25671-2026 i Södertälje kommun. Denna avverkningsanmälan inkom 2026-06-05 07:57:34 och omfattar 1,3 ha.</w:t>
+        <w:t>Detta dokument behandlar höga naturvärden i avverkningsanmälan A 25671-2026 i Södertälje kommun som inkom 2026-06-05 och omfattar 1,3 ha.</w:t>
       </w:r>
     </w:p>
     <w:p>
       <w:r>
-        <w:t>Nedan presenteras fynd av naturvårdsarter och fridlysta arter som gjorts i det avverkningsanmälda området, samt relevanta utdrag ur standarderna för FSC, Chain of Custody, Controlled Wood och PEFC.</w:t>
+        <w:t>Nedan presenteras fynd av naturvårdsarter och fridlysta arter som gjorts i det avverkningsanmälda området, samt relevanta utdrag ur standarderna för FSC, Chain of Custody, Controlled Wood och PEFC. I BILAGA 1 finns artfakta om fridlysta arter.</w:t>
       </w:r>
     </w:p>
     <w:p>
@@ -191,12 +191,15 @@
     </w:p>
     <w:p>
       <w:r>
-        <w:t>I avverkningsanmälan har följande 5 naturvårdsarter hittats: vedskivlav (NT), vedtrappmossa (NT), fjällig taggsvamp s.str. (S), blåsippa (§9) och revlummer (§9). Av dessa är 2 rödlistade. För rödlistade arter har rödlistekategorin angivits inom parentes. Arter som är signalarter enligt Skogsstyrelsen har markerats med (S). För fridlysta arter anges även paragrafen i Artskyddsförordningen som arten är fridlyst enligt.</w:t>
+        <w:t>I och inom 20 meter från avverkningsanmälan har följande 8 naturvårdsarter hittats: dvärgbägarlav (NT, T), fjällig taggsvamp s.str. (NT), vedskivlav (NT, T), vedtrappmossa (NT, T), blåsippa (T, §9), spillkråka (T, §4), tjäder (T, §4) och revlummer (§9). Av dessa är 4 rödlistade. För rödlistade arter har rödlistekategorin angivits inom parentes. Typiska arter inom Natura 2000 som är kopplade till skogsekosystem har markerats med (T). För fridlysta arter anges även paragrafen i Artskyddsförordningen som arten är fridlyst enligt.</w:t>
       </w:r>
     </w:p>
     <w:p>
       <w:r>
-        <w:t>De påträffade naturvårdsarterna är ett tydligt kvitto på att detta rör sig om en skog med höga naturvärden. I Figur 1 visas en karta över det avverkningsanmälda området, där samtliga fyndplatser för naturvårdsarter som finns registrerade på Artportalen har markerats.</w:t>
+        <w:t>De påträffade naturvårdsarterna är ett tydligt kvitto på att det rör sig om en skog med höga naturvärden.</w:t>
+      </w:r>
+      <w:r>
+        <w:t xml:space="preserve"> I Figur 1 visas fyndplatser för naturvårdsarter i området, som finns registrerade på Artportalen.</w:t>
       </w:r>
     </w:p>
     <w:p>
@@ -206,7 +209,7 @@
       <w:r>
         <w:drawing>
           <wp:inline xmlns:a="http://schemas.openxmlformats.org/drawingml/2006/main" xmlns:pic="http://schemas.openxmlformats.org/drawingml/2006/picture">
-            <wp:extent cx="5486400" cy="4620354"/>
+            <wp:extent cx="5486400" cy="4496036"/>
             <wp:docPr id="1" name="Picture 1"/>
             <wp:cNvGraphicFramePr>
               <a:graphicFrameLocks noChangeAspect="1"/>
@@ -227,7 +230,7 @@
                   <pic:spPr>
                     <a:xfrm>
                       <a:off x="0" y="0"/>
-                      <a:ext cx="5486400" cy="4620354"/>
+                      <a:ext cx="5486400" cy="4496036"/>
                     </a:xfrm>
                     <a:prstGeom prst="rect"/>
                   </pic:spPr>
@@ -241,9 +244,157 @@
     <w:p>
       <w:pPr>
         <w:pStyle w:val="Caption"/>
+        <w:spacing w:after="240"/>
       </w:pPr>
       <w:r>
-        <w:t>Figur 1. Fyndplatser för naturvårdsarter i det avverkningsanmälda området (röd linje). Markörer utan svart kant är placerade på fyndplatsen. Markörer med svart kant är placerade vid sidan av fyndplatsen och har ett svart streck som visar fyndplatsens exakta position. Kartans mittpunktskoordinat är N 6554174, E 636924 i SWEREF 99 TM.</w:t>
+        <w:t>Figur 1. Fyndplatser för naturvårdsarter i och inom 20 meter från avverkningsanmälan (röd linje). Markörer utan svart kant är placerade på fyndplatsen. Markörer med svart kant är placerade vid sidan av fyndplatsen och har ett svart streck som visar fyndplatsens exakta position. Kartans mittpunktskoordinat är N 6554174, E 636924 i SWEREF 99 TM.</w:t>
+      </w:r>
+    </w:p>
+    <w:p>
+      <w:pPr>
+        <w:pStyle w:val="Heading2"/>
+      </w:pPr>
+      <w:r>
+        <w:t>Fridlysta arter</w:t>
+      </w:r>
+    </w:p>
+    <w:p>
+      <w:r>
+        <w:t>Följande fridlysta arter har sina livsmiljöer och växtplatser i den avverkningsanmälda skogen: blåsippa (T, §9), spillkråka (T, §4), tjäder (T, §4) och revlummer (§9).</w:t>
+      </w:r>
+    </w:p>
+    <w:p>
+      <w:r>
+        <w:t xml:space="preserve">Observera att medlemsländerna är skyldiga att agera i enlighet med EU:s fågeldirektiv där det uttryckligen står att direktivet gäller för fåglar samt för deras ägg, bon och </w:t>
+      </w:r>
+      <w:r>
+        <w:rPr>
+          <w:b/>
+        </w:rPr>
+        <w:t xml:space="preserve">livsmiljöer </w:t>
+      </w:r>
+      <w:r>
+        <w:t>(artikel 1). Vidare att de åtgärder som vidtas inte får leda till en försämring av den nuvarande situationen beträffande bevarandet av de fågelarter som avses i artikel 1 (artikel 13). Fågeldirektivet är styrande för tillsynsansvariga myndigheters ärendehantering, ställningstaganden och beslutsfattande.</w:t>
+      </w:r>
+    </w:p>
+    <w:p>
+      <w:r>
+        <w:rPr>
+          <w:b/>
+        </w:rPr>
+        <w:t>Blåsippa (§9)</w:t>
+      </w:r>
+      <w:r>
+        <w:t xml:space="preserve"> är typisk art för </w:t>
+      </w:r>
+      <w:r>
+        <w:rPr>
+          <w:i/>
+        </w:rPr>
+        <w:t>9050 Näringsrik granskog, 9020 Nordlig ädellövskog</w:t>
+      </w:r>
+      <w:r>
+        <w:t xml:space="preserve"> och </w:t>
+      </w:r>
+      <w:r>
+        <w:rPr>
+          <w:i/>
+        </w:rPr>
+        <w:t>8240 Karsthällmarker</w:t>
+      </w:r>
+      <w:r>
+        <w:t xml:space="preserve"> (SLU Artdatabanken, 2025).</w:t>
+      </w:r>
+    </w:p>
+    <w:p>
+      <w:r>
+        <w:rPr>
+          <w:b/>
+        </w:rPr>
+        <w:t>Spillkråka (§4)</w:t>
+      </w:r>
+      <w:r>
+        <w:t xml:space="preserve"> omfattas av bilaga 1 i EU:s fågeldirektiv och är typisk art för </w:t>
+      </w:r>
+      <w:r>
+        <w:rPr>
+          <w:i/>
+        </w:rPr>
+        <w:t xml:space="preserve">9010 Taiga </w:t>
+      </w:r>
+      <w:r>
+        <w:t>och</w:t>
+      </w:r>
+      <w:r>
+        <w:rPr>
+          <w:i/>
+        </w:rPr>
+        <w:t xml:space="preserve"> 9740 Skogsbevuxen myr</w:t>
+      </w:r>
+      <w:r>
+        <w:t>. Den behöver grova träd, främst tall, asp och bok som boträd. Skogsbruk med korta omloppstider och täta, homogena ungskogar utgör det största hotet. Spillkråka är en nyckelart i skogliga miljöer vars övergivna bohål utnyttjas av flera andra hålhäckande fågelarter och fladdermöss, däribland pärluggla (EN, §4), knipa (§4), salskrake (§4) och skogsduva (§4). Hökuggla (VU, §4) och slaguggla (§4) häckar ofta i högstubbar som brutits av i höjd med ett gammalt spillkråkebo (SLU Artdatabanken, 2026; Skogsstyrelsen, 2016).</w:t>
+      </w:r>
+    </w:p>
+    <w:p>
+      <w:r>
+        <w:rPr>
+          <w:b/>
+        </w:rPr>
+        <w:t>Tjäder (§4)</w:t>
+      </w:r>
+      <w:r>
+        <w:t xml:space="preserve"> omfattas av bilaga 1 och 2 EU:s fågeldirektiv och är typisk art för </w:t>
+      </w:r>
+      <w:r>
+        <w:rPr>
+          <w:i/>
+        </w:rPr>
+        <w:t xml:space="preserve">9010 Taiga </w:t>
+      </w:r>
+      <w:r>
+        <w:t xml:space="preserve">och </w:t>
+      </w:r>
+      <w:r>
+        <w:rPr>
+          <w:i/>
+        </w:rPr>
+        <w:t>9740 Skogsbevuxen myr</w:t>
+      </w:r>
+      <w:r>
+        <w:t>. Tjädern är en utpräglad skogsfågel knuten till större sammanhängande barrskogsområden. Tupparna och hönorna utnyttjar till viss del olika miljöer, och habitatvalet varierar dessutom mellan olika delar av året. För att det ska finnas livskraftiga tjäderbestånd krävs funktionella skogslandskap med en blandning av uppvuxen, gles och luckig skog, täta sumpskogar, myrar och andra små våtmarker. Arten försvinner när skogen fragmenteras och den sammanlagda arealen hyggen och andra öppna områden blir för stor. Ett småskaligt och försiktigt virkesuttag genom hyggesfria metoder kan i vissa fall vara möjligt i området inom 200 m från lekcentrum. Längre ut från lekcentrum, inom 200–500 m bör den avverkade ytan inte överskrida 1 hektar för att undvika alltför stora och snabba förändringar (Skogsstyrelsen, 2019; SLU Artdatabanken, 2024).</w:t>
+      </w:r>
+    </w:p>
+    <w:p>
+      <w:r>
+        <w:t>I BILAGA 1 finns mer detaljerad information om ekologi samt krav på livsmiljö hos fridlysta arter.</w:t>
+      </w:r>
+    </w:p>
+    <w:p>
+      <w:pPr>
+        <w:pStyle w:val="Heading2"/>
+      </w:pPr>
+      <w:r>
+        <w:t>Övriga naturvårdsarter</w:t>
+      </w:r>
+    </w:p>
+    <w:p>
+      <w:r>
+        <w:rPr>
+          <w:b/>
+        </w:rPr>
+        <w:t>Dvärgbägarlav (NT)</w:t>
+      </w:r>
+      <w:r>
+        <w:t xml:space="preserve"> förekommer över hela Sverige på gammal hård ved, huvudsakligen på tall men i södra Sverige även på ek. Veden utgörs framförallt av grova stubbar, lågor och grenar. Substratet har blivit sällsyntare och nybildning av substrat sker bara i begränsad omfattning. Arten hotas av att grova lågor blir allt sällsyntare i dagens kulturskogar samt att nybildningen av lämpliga substrat går mycket långsamt. En riklig tillgång på gamla tall- eller eklågor måste säkerställas på artens lokaler. Dvärgbägarlav är typisk art för </w:t>
+      </w:r>
+      <w:r>
+        <w:rPr>
+          <w:i/>
+        </w:rPr>
+        <w:t>9010 Taiga</w:t>
+      </w:r>
+      <w:r>
+        <w:t xml:space="preserve"> (SLU Artdatabanken, 2024; Nitare &amp; Skogsstyrelsen, 2019).</w:t>
       </w:r>
     </w:p>
     <w:p>
@@ -302,12 +453,15 @@
         <w:pStyle w:val="Heading1"/>
       </w:pPr>
       <w:r>
-        <w:t>Fridlysta arter</w:t>
+        <w:t>Certifiering</w:t>
       </w:r>
     </w:p>
     <w:p>
-      <w:r>
-        <w:t>Följande fridlysta arter har sina livsmiljöer och växtplatser i den avverkningsanmälda skogen: blåsippa (§9) och revlummer (§9).</w:t>
+      <w:pPr>
+        <w:pStyle w:val="Heading2"/>
+      </w:pPr>
+      <w:r>
+        <w:t>Ur FSC-standarden</w:t>
       </w:r>
     </w:p>
     <w:p>
@@ -315,28 +469,245 @@
         <w:rPr>
           <w:b/>
         </w:rPr>
-        <w:t>Blåsippa (§9)</w:t>
-      </w:r>
-      <w:r>
-        <w:t xml:space="preserve"> är typisk art för </w:t>
+        <w:t xml:space="preserve">PRINCIP 1: LAGEFTERLEVNAD: </w:t>
+      </w:r>
+      <w:r>
+        <w:t>Certifikatsinnehavaren ska följa alla tillämpliga lagar, förordningar och nationellt ratificerade internationella avtal, konventioner och överenskommelser.</w:t>
+      </w:r>
+    </w:p>
+    <w:p>
+      <w:r>
+        <w:rPr>
+          <w:b/>
+        </w:rPr>
+        <w:t xml:space="preserve">1.3.1 </w:t>
+      </w:r>
+      <w:r>
+        <w:t>Tillämpliga lagar och föreskrifter för brukandet av skogen följs.</w:t>
+      </w:r>
+    </w:p>
+    <w:p>
+      <w:pPr>
+        <w:pStyle w:val="ListBullet"/>
+      </w:pPr>
+      <w:r>
+        <w:rPr>
+          <w:b/>
+          <w:i/>
+        </w:rPr>
+        <w:t xml:space="preserve">Kommentar: </w:t>
+      </w:r>
+      <w:r>
+        <w:t>I den avverkningsanmälda skogen har fridlysta arter sina livsmiljöer och växtplatser. Att skada de fridlysta arternas livsmiljöer, växtplatser eller ekologiska funktion är inte tillåtet enligt artskyddsförordningen.</w:t>
       </w:r>
       <w:r>
         <w:rPr>
           <w:i/>
         </w:rPr>
-        <w:t>9050 Näringsrik granskog, 9020 Nordlig ädellövskog</w:t>
-      </w:r>
-      <w:r>
-        <w:t xml:space="preserve"> och </w:t>
+        <w:t xml:space="preserve"> EU:s medlemsländer och skogsbolag är skyldiga att agera i enlighet med EU:s fågeldirektiv där det uttryckligen står att direktivet gäller för fåglar samt för deras ägg, bon och </w:t>
+      </w:r>
+      <w:r>
+        <w:rPr>
+          <w:b/>
+          <w:i/>
+        </w:rPr>
+        <w:t xml:space="preserve">livsmiljöer </w:t>
+      </w:r>
+      <w:r>
+        <w:t>(artikel 1). Vidare att de åtgärder som vidtas inte får leda till en försämring av den nuvarande situationen beträffande bevarandet av de fågelarter som avses i artikel 1 (artikel 13).</w:t>
+      </w:r>
+    </w:p>
+    <w:p>
+      <w:r>
+        <w:rPr>
+          <w:b/>
+        </w:rPr>
+        <w:t xml:space="preserve">6.4 </w:t>
+      </w:r>
+      <w:r>
+        <w:t>Certifikatsinnehavaren ska skydda sällsynta arter och hotade arter samt deras livsmiljöer inom skogsbruksenheten. Det ska ske genom avsättningar, andra skyddade områden och genom att skapa konnektivitet och/eller genom andra direkta åtgärder som gynnar dessa arters överlevnad och livskraft. Åtgärderna ska stå i förhållande till brukandets skala, intensitet och risk, samt till sällsynta och hotade arters bevarandestatus och ekologiska krav. Certifikatsinnehavaren ska beakta den geografiska spridningen och ekologiska krav hos sällsynta och hotade arter utanför skogsbruksenhetens gränser när beslut om åtgärder inom skogsbruksenheten ska fattas.</w:t>
+      </w:r>
+    </w:p>
+    <w:p>
+      <w:r>
+        <w:rPr>
+          <w:b/>
+        </w:rPr>
+        <w:t xml:space="preserve">6.4.3 </w:t>
+      </w:r>
+      <w:r>
+        <w:t>Bevarandeåtgärder genomförs för de kända förekomster av rödlistade arter som påverkas av skogsbruk.</w:t>
+      </w:r>
+    </w:p>
+    <w:p>
+      <w:pPr>
+        <w:pStyle w:val="ListBullet"/>
+      </w:pPr>
+      <w:r>
+        <w:rPr>
+          <w:b/>
+          <w:i/>
+        </w:rPr>
+        <w:t xml:space="preserve">Kommentar: </w:t>
       </w:r>
       <w:r>
         <w:rPr>
           <w:i/>
         </w:rPr>
-        <w:t>8240 Karsthällmarker</w:t>
-      </w:r>
-      <w:r>
-        <w:t xml:space="preserve"> (SLU Artdatabanken, 2025).</w:t>
+        <w:t>I det avverkningsanmälda skogsområdet har 8 naturvårdsarter varav 4 rödlistade arter sina livsmiljöer och växtplatser.</w:t>
+      </w:r>
+    </w:p>
+    <w:p>
+      <w:pPr>
+        <w:pStyle w:val="Heading2"/>
+      </w:pPr>
+      <w:r>
+        <w:t>Ur Chain of Custody Certification (FSC-STD-40-004 ver 3.0)</w:t>
+      </w:r>
+    </w:p>
+    <w:p>
+      <w:r>
+        <w:rPr>
+          <w:b/>
+        </w:rPr>
+        <w:t xml:space="preserve">1.3 </w:t>
+      </w:r>
+      <w:r>
+        <w:t xml:space="preserve">The organization shall commit to the FSC values as defined in FSC-POL-01-004 Policy for the Association of Organizations with FSC. </w:t>
+      </w:r>
+    </w:p>
+    <w:p>
+      <w:pPr>
+        <w:pStyle w:val="Heading2"/>
+      </w:pPr>
+      <w:r>
+        <w:t>Ur FSC:s policy för associerade organisationer (FSC-POL-01-004)</w:t>
+      </w:r>
+    </w:p>
+    <w:p>
+      <w:r>
+        <w:t xml:space="preserve">Som “Chain of Custody”-certifierad organisation är skogsbolaget bunden av de fastställda reglerna i Del 1 Punkt 1 c) i Policy för organisationer associerade med FSC (FSC-POL-01-004 V2-0 EN + SVE version 2012-03-02): </w:t>
+      </w:r>
+    </w:p>
+    <w:p>
+      <w:pPr>
+        <w:pStyle w:val="ListNumber"/>
+      </w:pPr>
+      <w:r>
+        <w:t>De organisationer FSC kan acceptera association med får inte direkt eller indirekt ha några kopplingar till nedanstående, oacceptabla aktiviteter:</w:t>
+      </w:r>
+    </w:p>
+    <w:p>
+      <w:pPr>
+        <w:ind w:left="357"/>
+      </w:pPr>
+      <w:r>
+        <w:t>a) Olaglig skogsavverkning och handel med olagligt avverkat virke eller skogsprodukter</w:t>
+      </w:r>
+    </w:p>
+    <w:p>
+      <w:pPr>
+        <w:ind w:left="357"/>
+      </w:pPr>
+      <w:r>
+        <w:t>...</w:t>
+      </w:r>
+    </w:p>
+    <w:p>
+      <w:pPr>
+        <w:ind w:left="357"/>
+      </w:pPr>
+      <w:r>
+        <w:t>c) Skogsbruk som förstör höga naturvärden</w:t>
+      </w:r>
+    </w:p>
+    <w:p>
+      <w:pPr>
+        <w:ind w:left="357"/>
+      </w:pPr>
+      <w:r>
+        <w:t>d) Betydande omvandling av skog till plantager eller annan, icke skoglig, markanvändning</w:t>
+      </w:r>
+    </w:p>
+    <w:p>
+      <w:pPr>
+        <w:pStyle w:val="ListBullet"/>
+      </w:pPr>
+      <w:r>
+        <w:rPr>
+          <w:b/>
+          <w:i/>
+        </w:rPr>
+        <w:t xml:space="preserve">Kommentar: </w:t>
+      </w:r>
+      <w:r>
+        <w:rPr>
+          <w:i/>
+        </w:rPr>
+        <w:t>Avverkning av skog med höga naturvärden samt skada på fridlysta arter strider både mot FSC Controlled Wood-standarden och FSC:s policy for associerade organisationer.</w:t>
+      </w:r>
+    </w:p>
+    <w:p>
+      <w:pPr>
+        <w:pStyle w:val="Heading2"/>
+      </w:pPr>
+      <w:r>
+        <w:t>Ur FSC Controlled Wood (FSC-STD-40-005)</w:t>
+      </w:r>
+    </w:p>
+    <w:p>
+      <w:r>
+        <w:t>Virke som inte accepteras i FSC-märkta produkter (oacceptabelt ursprung) enligt FSC Controlled Wood (FSC-STD-40-005):</w:t>
+      </w:r>
+    </w:p>
+    <w:p>
+      <w:pPr>
+        <w:pStyle w:val="ListNumber"/>
+      </w:pPr>
+      <w:r>
+        <w:t>Illegalt avverkat virke.</w:t>
+      </w:r>
+    </w:p>
+    <w:p>
+      <w:pPr>
+        <w:pStyle w:val="ListNumber"/>
+      </w:pPr>
+      <w:r>
+        <w:t>...</w:t>
+      </w:r>
+    </w:p>
+    <w:p>
+      <w:pPr>
+        <w:pStyle w:val="ListNumber"/>
+      </w:pPr>
+      <w:r>
+        <w:t>Virke från avverkningar som hotar höga naturvärden.</w:t>
+      </w:r>
+    </w:p>
+    <w:p>
+      <w:pPr>
+        <w:pStyle w:val="ListNumber"/>
+      </w:pPr>
+      <w:r>
+        <w:t>Virke från skog som konverteras till plantager eller icke-skogligt bruk.</w:t>
+      </w:r>
+    </w:p>
+    <w:p>
+      <w:pPr>
+        <w:pStyle w:val="ListBullet"/>
+      </w:pPr>
+      <w:r>
+        <w:rPr>
+          <w:b/>
+          <w:i/>
+        </w:rPr>
+        <w:t xml:space="preserve">Kommentar: </w:t>
+      </w:r>
+      <w:r>
+        <w:rPr>
+          <w:i/>
+        </w:rPr>
+        <w:t>Avverkning av skog med höga naturvärden samt skada på fridlysta arter strider både mot FSC Controlled Wood-standarden och FSC:s policy for associerade organisationer.</w:t>
       </w:r>
     </w:p>
     <w:p>
@@ -344,7 +715,79 @@
         <w:pStyle w:val="Heading1"/>
       </w:pPr>
       <w:r>
-        <w:t>Certifiering</w:t>
+        <w:t>Ur PEFC-standarden gällande lagefterlevnad</w:t>
+      </w:r>
+    </w:p>
+    <w:p>
+      <w:r>
+        <w:t>PEFC-standarden förutsätter att tillämplig svensk lagstiftning följs. Det är utsedd tillsynsmyndighet som ansvarar för tillsyn av lagens efterlevnad. PEFC-standarden återger innehållet i vissa certifieringskritiska lag- och föreskriftskrav vilka ska ingå i granskning av PEFC-systemets efterlevnad.</w:t>
+      </w:r>
+    </w:p>
+    <w:p>
+      <w:pPr>
+        <w:pStyle w:val="ListBullet"/>
+      </w:pPr>
+      <w:r>
+        <w:rPr>
+          <w:b/>
+          <w:i/>
+        </w:rPr>
+        <w:t xml:space="preserve">Kommentar: </w:t>
+      </w:r>
+      <w:r>
+        <w:rPr>
+          <w:i/>
+        </w:rPr>
+        <w:t>I den avverkningsanmälda skogen har fridlysta arter sina livsmiljöer och växtplatser. Att skada de fridlysta arternas livsmiljöer, växtplatser eller ekologiska funktion är inte tillåtet enligt artskyddsförordningen</w:t>
+      </w:r>
+    </w:p>
+    <w:p>
+      <w:r>
+        <w:br w:type="page"/>
+      </w:r>
+    </w:p>
+    <w:p>
+      <w:pPr>
+        <w:pStyle w:val="Title"/>
+      </w:pPr>
+      <w:r>
+        <w:t>BILAGA 1 – Fridlysta arter</w:t>
+      </w:r>
+    </w:p>
+    <w:p>
+      <w:pPr>
+        <w:pStyle w:val="Heading1"/>
+      </w:pPr>
+      <w:r>
+        <w:t>Spillkråka – ekologi samt krav på livsmiljön</w:t>
+      </w:r>
+    </w:p>
+    <w:p>
+      <w:r>
+        <w:t xml:space="preserve">Spillkråka (§4) ingår i bilaga 1 EU:s fågeldirektiv och är typisk art för </w:t>
+      </w:r>
+      <w:r>
+        <w:rPr>
+          <w:i/>
+        </w:rPr>
+        <w:t xml:space="preserve">9010 Taiga </w:t>
+      </w:r>
+      <w:r>
+        <w:t>och</w:t>
+      </w:r>
+      <w:r>
+        <w:rPr>
+          <w:i/>
+        </w:rPr>
+        <w:t xml:space="preserve"> 9740 Skogsbevuxen myr</w:t>
+      </w:r>
+      <w:r>
+        <w:t>. Den lever i både barr- och blandskog liksom i ren lövskog. De tätaste populationerna tenderar att finnas i äldre, variationsrik blandskog med gott om död ved och gamla träd. Varje par utnyttjar 400–1000 hektar skog beroende på skogens kvalitet. Skogsbruk med korta omloppstider och täta, homogena ungskogar utgör det största hotet (SLU Artdatabanken, 2026).</w:t>
+      </w:r>
+    </w:p>
+    <w:p>
+      <w:r>
+        <w:t>Spillkråka är en nyckelart i skogliga miljöer vars övergivna bohål utnyttjas av flera andra hålhäckande fågelarter och fladdermöss, däribland pärluggla (EN, §4), knipa (§4), salskrake (§4) och skogsduva (§4). Hökuggla (VU, §4) och slaguggla (§4) häckar ofta i högstubbar som brutits av i höjd med ett gammalt spillkråkebo (Skogsstyrelsen, 2016).</w:t>
       </w:r>
     </w:p>
     <w:p>
@@ -352,84 +795,71 @@
         <w:pStyle w:val="Heading2"/>
       </w:pPr>
       <w:r>
-        <w:t>Ur FSC-standarden</w:t>
+        <w:t>Referenser – spillkråka</w:t>
       </w:r>
     </w:p>
     <w:p>
       <w:r>
+        <w:t xml:space="preserve">Skogsstyrelsen, 2016. </w:t>
+      </w:r>
+      <w:r>
         <w:rPr>
-          <w:b/>
+          <w:i/>
         </w:rPr>
-        <w:t xml:space="preserve">PRINCIP 1: LAGEFTERLEVNAD: </w:t>
-      </w:r>
-      <w:r>
-        <w:t>Certifikatsinnehavaren ska följa alla tillämpliga lagar, förordningar och nationellt ratificerade internationella avtal, konventioner och överenskommelser.</w:t>
+        <w:t xml:space="preserve">Vägledning för hänsyn till spillkråka. </w:t>
+      </w:r>
+      <w:r>
+        <w:t>Vägledningar och kunskapsstöd artskydd – Skogsstyrelsen.</w:t>
       </w:r>
     </w:p>
     <w:p>
       <w:r>
+        <w:t xml:space="preserve">SLU Artdatabanken, 2026. </w:t>
+      </w:r>
+      <w:r>
         <w:rPr>
-          <w:b/>
+          <w:i/>
         </w:rPr>
-        <w:t xml:space="preserve">1.3.1 </w:t>
-      </w:r>
-      <w:r>
-        <w:t>Tillämpliga lagar och föreskrifter för brukandet av skogen följs.</w:t>
+        <w:t xml:space="preserve">Artfaktablad. Naturvård – artfakta. </w:t>
+      </w:r>
+      <w:r>
+        <w:t>SLU Artdatabanken, Uppsala.</w:t>
       </w:r>
     </w:p>
     <w:p>
       <w:pPr>
-        <w:pStyle w:val="ListBullet"/>
+        <w:pStyle w:val="Heading1"/>
       </w:pPr>
       <w:r>
-        <w:rPr>
-          <w:b/>
-          <w:i/>
-        </w:rPr>
-        <w:t xml:space="preserve">Kommentar: </w:t>
-      </w:r>
-      <w:r>
-        <w:t>I den avverkningsanmälda skogen har fridlysta arter sina livsmiljöer och växtplatser. Att skada de fridlysta arternas livsmiljöer, växtplatser eller ekologiska funktion är inte tillåtet enligt artskyddsförordningen.</w:t>
+        <w:t>Tjäder – ekologi samt krav på livsmiljön</w:t>
       </w:r>
     </w:p>
     <w:p>
       <w:r>
-        <w:rPr>
-          <w:b/>
-        </w:rPr>
-        <w:t xml:space="preserve">6.4 </w:t>
-      </w:r>
-      <w:r>
-        <w:t>Certifikatsinnehavaren ska skydda sällsynta arter och hotade arter samt deras livsmiljöer inom skogsbruksenheten. Det ska ske genom avsättningar, andra skyddade områden och genom att skapa konnektivitet och/eller genom andra direkta åtgärder som gynnar dessa arters överlevnad och livskraft. Åtgärderna ska stå i förhållande till brukandets skala, intensitet och risk, samt till sällsynta och hotade arters bevarandestatus och ekologiska krav. Certifikatsinnehavaren ska beakta den geografiska spridningen och ekologiska krav hos sällsynta och hotade arter utanför skogsbruksenhetens gränser när beslut om åtgärder inom skogsbruksenheten ska fattas.</w:t>
-      </w:r>
-    </w:p>
-    <w:p>
-      <w:r>
-        <w:rPr>
-          <w:b/>
-        </w:rPr>
-        <w:t xml:space="preserve">6.4.3 </w:t>
-      </w:r>
-      <w:r>
-        <w:t>Bevarandeåtgärder genomförs för de kända förekomster av rödlistade arter som påverkas av skogsbruk.</w:t>
-      </w:r>
-    </w:p>
-    <w:p>
-      <w:pPr>
-        <w:pStyle w:val="ListBullet"/>
-      </w:pPr>
-      <w:r>
-        <w:rPr>
-          <w:b/>
-          <w:i/>
-        </w:rPr>
-        <w:t xml:space="preserve">Kommentar: </w:t>
+        <w:t xml:space="preserve">Tjäder (§4) omfattas av bilaga 1 och 2 EU:s fågeldirektiv och är typisk art för </w:t>
       </w:r>
       <w:r>
         <w:rPr>
           <w:i/>
         </w:rPr>
-        <w:t>I det avverkningsanmälda skogsområdet har 5 naturvårdsarter varav 2 rödlistade arter sina livsmiljöer och växtplatser.</w:t>
+        <w:t xml:space="preserve">9010 Taiga </w:t>
+      </w:r>
+      <w:r>
+        <w:t xml:space="preserve">och </w:t>
+      </w:r>
+      <w:r>
+        <w:rPr>
+          <w:i/>
+        </w:rPr>
+        <w:t>9740 Skogsbevuxen myr</w:t>
+      </w:r>
+      <w:r>
+        <w:t>. Tjädern är en utpräglad skogsfågel knuten till större sammanhängande barrskogsområden. Tupparna och hönorna utnyttjar till viss del olika miljöer, och habitatvalet varierar dessutom mellan olika delar av året. För att det ska finnas livskraftiga tjäderbestånd krävs funktionella skogslandskap med en blandning av uppvuxen, gles och luckig skog, täta sumpskogar, myrar och andra små våtmarker (Skogsstyrelsen, 2019; SLU Artdatabanken 2024).</w:t>
+      </w:r>
+    </w:p>
+    <w:p>
+      <w:r>
+        <w:t>Arten försvinner när skogen fragmenteras och den sammanlagda arealen hyggen och andra öppna områden blir för stor. Ett småskaligt och försiktigt virkesuttag genom hyggesfria metoder kan i vissa fall vara möjligt i området inom 200 m från lekcentrum. Längre ut från lekcentrum, inom 200–500 m bör den avverkade ytan inte överskrida 1 hektar för att undvika alltför stora och snabba förändringar (Skogsstyrelsen, 2019).</w:t>
       </w:r>
     </w:p>
     <w:p>
@@ -437,183 +867,32 @@
         <w:pStyle w:val="Heading2"/>
       </w:pPr>
       <w:r>
-        <w:t>Ur Chain of Custody Certification (FSC-STD-40-004 ver 3.0)</w:t>
+        <w:t>Referenser – tjäder</w:t>
       </w:r>
     </w:p>
     <w:p>
       <w:r>
-        <w:rPr>
-          <w:b/>
-        </w:rPr>
-        <w:t xml:space="preserve">1.3 </w:t>
-      </w:r>
-      <w:r>
-        <w:t xml:space="preserve">The organization shall commit to the FSC values as defined in FSC-POL-01-004 Policy for the Association of Organizations with FSC. </w:t>
-      </w:r>
-    </w:p>
-    <w:p>
-      <w:pPr>
-        <w:pStyle w:val="Heading2"/>
-      </w:pPr>
-      <w:r>
-        <w:t>Ur FSC:s policy för associerade organisationer (FSC-POL-01-004)</w:t>
-      </w:r>
-    </w:p>
-    <w:p>
-      <w:r>
-        <w:t xml:space="preserve">Som “Chain of Custody”-certifierad organisation är skogsbolaget bunden av de fastställda reglerna i Del 1 Punkt 1 c) i Policy för organisationer associerade med FSC (FSC-POL-01-004 V2-0 EN + SVE version 2012-03-02): </w:t>
-      </w:r>
-    </w:p>
-    <w:p>
-      <w:pPr>
-        <w:pStyle w:val="ListNumber"/>
-      </w:pPr>
-      <w:r>
-        <w:t>De organisationer FSC kan acceptera association med får inte direkt eller indirekt ha några kopplingar till nedanstående, oacceptabla aktiviteter:</w:t>
-      </w:r>
-    </w:p>
-    <w:p>
-      <w:pPr>
-        <w:ind w:left="357"/>
-      </w:pPr>
-      <w:r>
-        <w:t>a) Olaglig skogsavverkning och handel med olagligt avverkat virke eller skogsprodukter</w:t>
-      </w:r>
-    </w:p>
-    <w:p>
-      <w:pPr>
-        <w:ind w:left="357"/>
-      </w:pPr>
-      <w:r>
-        <w:t>...</w:t>
-      </w:r>
-    </w:p>
-    <w:p>
-      <w:pPr>
-        <w:ind w:left="357"/>
-      </w:pPr>
-      <w:r>
-        <w:t>c) Skogsbruk som förstör höga naturvärden</w:t>
-      </w:r>
-    </w:p>
-    <w:p>
-      <w:pPr>
-        <w:ind w:left="357"/>
-      </w:pPr>
-      <w:r>
-        <w:t>d) Betydande omvandling av skog till plantager eller annan, icke skoglig, markanvändning</w:t>
-      </w:r>
-    </w:p>
-    <w:p>
-      <w:pPr>
-        <w:pStyle w:val="ListBullet"/>
-      </w:pPr>
-      <w:r>
-        <w:rPr>
-          <w:b/>
-          <w:i/>
-        </w:rPr>
-        <w:t xml:space="preserve">Kommentar: </w:t>
+        <w:t xml:space="preserve">Skogsstyrelsen, 2019. </w:t>
       </w:r>
       <w:r>
         <w:rPr>
           <w:i/>
         </w:rPr>
-        <w:t>Avverkning av skog med höga naturvärden samt skada på fridlysta arter strider både mot FSC Controlled Wood-standarden och FSC:s policy for associerade organisationer.</w:t>
+        <w:t>Vägledning för hänsyn till fåglar – tjäder.</w:t>
       </w:r>
     </w:p>
     <w:p>
-      <w:pPr>
-        <w:pStyle w:val="Heading2"/>
-      </w:pPr>
-      <w:r>
-        <w:t>Ur FSC Controlled Wood (FSC-STD-40-005)</w:t>
-      </w:r>
-    </w:p>
-    <w:p>
-      <w:r>
-        <w:t>Virke som inte accepteras i FSC-märkta produkter (oacceptabelt ursprung) enligt FSC Controlled Wood (FSC-STD-40-005):</w:t>
-      </w:r>
-    </w:p>
-    <w:p>
-      <w:pPr>
-        <w:pStyle w:val="ListNumber"/>
-      </w:pPr>
-      <w:r>
-        <w:t>Illegalt avverkat virke.</w:t>
-      </w:r>
-    </w:p>
-    <w:p>
-      <w:pPr>
-        <w:pStyle w:val="ListNumber"/>
-      </w:pPr>
-      <w:r>
-        <w:t>...</w:t>
-      </w:r>
-    </w:p>
-    <w:p>
-      <w:pPr>
-        <w:pStyle w:val="ListNumber"/>
-      </w:pPr>
-      <w:r>
-        <w:t>Virke från avverkningar som hotar höga naturvärden.</w:t>
-      </w:r>
-    </w:p>
-    <w:p>
-      <w:pPr>
-        <w:pStyle w:val="ListNumber"/>
-      </w:pPr>
-      <w:r>
-        <w:t>Virke från skog som konverteras till plantager eller icke-skogligt bruk.</w:t>
-      </w:r>
-    </w:p>
-    <w:p>
-      <w:pPr>
-        <w:pStyle w:val="ListBullet"/>
-      </w:pPr>
-      <w:r>
-        <w:rPr>
-          <w:b/>
-          <w:i/>
-        </w:rPr>
-        <w:t xml:space="preserve">Kommentar: </w:t>
+      <w:r>
+        <w:t xml:space="preserve">SLU Artdatabanken, 2024. </w:t>
       </w:r>
       <w:r>
         <w:rPr>
           <w:i/>
         </w:rPr>
-        <w:t>Avverkning av skog med höga naturvärden samt skada på fridlysta arter strider både mot FSC Controlled Wood-standarden och FSC:s policy for associerade organisationer.</w:t>
-      </w:r>
-    </w:p>
-    <w:p>
-      <w:pPr>
-        <w:pStyle w:val="Heading1"/>
-      </w:pPr>
-      <w:r>
-        <w:t>Ur PEFC-standarden gällande lagefterlevnad</w:t>
-      </w:r>
-    </w:p>
-    <w:p>
-      <w:r>
-        <w:t>PEFC-standarden förutsätter att tillämplig svensk lagstiftning följs. Det är utsedd tillsynsmyndighet som ansvarar för tillsyn av lagens efterlevnad. PEFC-standarden återger innehållet i vissa certifieringskritiska lag- och föreskriftskrav vilka ska ingå i granskning av PEFC-systemets efterlevnad.</w:t>
-      </w:r>
-    </w:p>
-    <w:p>
-      <w:pPr>
-        <w:pStyle w:val="ListBullet"/>
-      </w:pPr>
-      <w:r>
-        <w:rPr>
-          <w:b/>
-          <w:i/>
-        </w:rPr>
-        <w:t xml:space="preserve">Kommentar: </w:t>
-      </w:r>
-      <w:r>
-        <w:rPr>
-          <w:i/>
-        </w:rPr>
-        <w:t>I den avverkningsanmälda skogen har fridlysta arter sina livsmiljöer och växtplatser. Att skada de fridlysta arternas livsmiljöer, växtplatser eller ekologiska funktion är inte tillåtet enligt artskyddsförordningen</w:t>
+        <w:t xml:space="preserve">Artfaktablad. Naturvård – artfakta. </w:t>
+      </w:r>
+      <w:r>
+        <w:t>SLU Artdatabanken, Uppsala</w:t>
       </w:r>
     </w:p>
     <w:sectPr>
@@ -634,7 +913,7 @@
 </file>
 
 <file path=word/endnotes.xml><?xml version="1.0" encoding="utf-8"?>
-<w:endnotes xmlns:wpc="http://schemas.microsoft.com/office/word/2010/wordprocessingCanvas" xmlns:cx="http://schemas.microsoft.com/office/drawing/2014/chartex" xmlns:cx1="http://schemas.microsoft.com/office/drawing/2015/9/8/chartex" xmlns:cx2="http://schemas.microsoft.com/office/drawing/2015/10/21/chartex" xmlns:cx3="http://schemas.microsoft.com/office/drawing/2016/5/9/chartex" xmlns:cx4="http://schemas.microsoft.com/office/drawing/2016/5/10/chartex" xmlns:cx5="http://schemas.microsoft.com/office/drawing/2016/5/11/chartex" xmlns:cx6="http://schemas.microsoft.com/office/drawing/2016/5/12/chartex" xmlns:cx7="http://schemas.microsoft.com/office/drawing/2016/5/13/chartex" xmlns:cx8="http://schemas.microsoft.com/office/drawing/2016/5/14/chartex" xmlns:mc="http://schemas.openxmlformats.org/markup-compatibility/2006" xmlns:aink="http://schemas.microsoft.com/office/drawing/2016/ink" xmlns:am3d="http://schemas.microsoft.com/office/drawing/2017/model3d" xmlns:o="urn:schemas-microsoft-com:office:office" xmlns:oel="http://schemas.microsoft.com/office/2019/extlst" xmlns:r="http://schemas.openxmlformats.org/officeDocument/2006/relationships" xmlns:m="http://schemas.openxmlformats.org/officeDocument/2006/math" xmlns:v="urn:schemas-microsoft-com:vml" xmlns:wp14="http://schemas.microsoft.com/office/word/2010/wordprocessingDrawing" xmlns:wp="http://schemas.openxmlformats.org/drawingml/2006/wordprocessingDrawing" xmlns:w10="urn:schemas-microsoft-com:office:word" xmlns:w="http://schemas.openxmlformats.org/wordprocessingml/2006/main" xmlns:w14="http://schemas.microsoft.com/office/word/2010/wordml" xmlns:w15="http://schemas.microsoft.com/office/word/2012/wordml" xmlns:w16cex="http://schemas.microsoft.com/office/word/2018/wordml/cex" xmlns:w16cid="http://schemas.microsoft.com/office/word/2016/wordml/cid" xmlns:w16="http://schemas.microsoft.com/office/word/2018/wordml" xmlns:w16sdtdh="http://schemas.microsoft.com/office/word/2020/wordml/sdtdatahash" xmlns:w16se="http://schemas.microsoft.com/office/word/2015/wordml/symex" xmlns:wpg="http://schemas.microsoft.com/office/word/2010/wordprocessingGroup" xmlns:wpi="http://schemas.microsoft.com/office/word/2010/wordprocessingInk" xmlns:wne="http://schemas.microsoft.com/office/word/2006/wordml" xmlns:wps="http://schemas.microsoft.com/office/word/2010/wordprocessingShape" mc:Ignorable="w14 w15 w16se w16cid w16 w16cex w16sdtdh wp14">
+<w:endnotes xmlns:wpc="http://schemas.microsoft.com/office/word/2010/wordprocessingCanvas" xmlns:cx="http://schemas.microsoft.com/office/drawing/2014/chartex" xmlns:cx1="http://schemas.microsoft.com/office/drawing/2015/9/8/chartex" xmlns:cx2="http://schemas.microsoft.com/office/drawing/2015/10/21/chartex" xmlns:cx3="http://schemas.microsoft.com/office/drawing/2016/5/9/chartex" xmlns:cx4="http://schemas.microsoft.com/office/drawing/2016/5/10/chartex" xmlns:cx5="http://schemas.microsoft.com/office/drawing/2016/5/11/chartex" xmlns:cx6="http://schemas.microsoft.com/office/drawing/2016/5/12/chartex" xmlns:cx7="http://schemas.microsoft.com/office/drawing/2016/5/13/chartex" xmlns:cx8="http://schemas.microsoft.com/office/drawing/2016/5/14/chartex" xmlns:mc="http://schemas.openxmlformats.org/markup-compatibility/2006" xmlns:aink="http://schemas.microsoft.com/office/drawing/2016/ink" xmlns:am3d="http://schemas.microsoft.com/office/drawing/2017/model3d" xmlns:o="urn:schemas-microsoft-com:office:office" xmlns:oel="http://schemas.microsoft.com/office/2019/extlst" xmlns:r="http://schemas.openxmlformats.org/officeDocument/2006/relationships" xmlns:m="http://schemas.openxmlformats.org/officeDocument/2006/math" xmlns:v="urn:schemas-microsoft-com:vml" xmlns:wp14="http://schemas.microsoft.com/office/word/2010/wordprocessingDrawing" xmlns:wp="http://schemas.openxmlformats.org/drawingml/2006/wordprocessingDrawing" xmlns:w10="urn:schemas-microsoft-com:office:word" xmlns:w="http://schemas.openxmlformats.org/wordprocessingml/2006/main" xmlns:w14="http://schemas.microsoft.com/office/word/2010/wordml" xmlns:w15="http://schemas.microsoft.com/office/word/2012/wordml" xmlns:w16cex="http://schemas.microsoft.com/office/word/2018/wordml/cex" xmlns:w16cid="http://schemas.microsoft.com/office/word/2016/wordml/cid" xmlns:w16="http://schemas.microsoft.com/office/word/2018/wordml" xmlns:w16du="http://schemas.microsoft.com/office/word/2023/wordml/word16du" xmlns:w16sdtdh="http://schemas.microsoft.com/office/word/2020/wordml/sdtdatahash" xmlns:w16sdtfl="http://schemas.microsoft.com/office/word/2024/wordml/sdtformatlock" xmlns:w16se="http://schemas.microsoft.com/office/word/2015/wordml/symex" xmlns:wpg="http://schemas.microsoft.com/office/word/2010/wordprocessingGroup" xmlns:wpi="http://schemas.microsoft.com/office/word/2010/wordprocessingInk" xmlns:wne="http://schemas.microsoft.com/office/word/2006/wordml" xmlns:wps="http://schemas.microsoft.com/office/word/2010/wordprocessingShape" mc:Ignorable="w14 w15 w16se w16cid w16 w16cex w16sdtdh w16sdtfl w16du wp14">
   <w:endnote w:type="separator" w:id="-1">
     <w:p>
       <w:pPr>
@@ -659,7 +938,7 @@
 </file>
 
 <file path=word/footer1.xml><?xml version="1.0" encoding="utf-8"?>
-<w:ftr xmlns:wpc="http://schemas.microsoft.com/office/word/2010/wordprocessingCanvas" xmlns:cx="http://schemas.microsoft.com/office/drawing/2014/chartex" xmlns:cx1="http://schemas.microsoft.com/office/drawing/2015/9/8/chartex" xmlns:cx2="http://schemas.microsoft.com/office/drawing/2015/10/21/chartex" xmlns:cx3="http://schemas.microsoft.com/office/drawing/2016/5/9/chartex" xmlns:cx4="http://schemas.microsoft.com/office/drawing/2016/5/10/chartex" xmlns:cx5="http://schemas.microsoft.com/office/drawing/2016/5/11/chartex" xmlns:cx6="http://schemas.microsoft.com/office/drawing/2016/5/12/chartex" xmlns:cx7="http://schemas.microsoft.com/office/drawing/2016/5/13/chartex" xmlns:cx8="http://schemas.microsoft.com/office/drawing/2016/5/14/chartex" xmlns:mc="http://schemas.openxmlformats.org/markup-compatibility/2006" xmlns:aink="http://schemas.microsoft.com/office/drawing/2016/ink" xmlns:am3d="http://schemas.microsoft.com/office/drawing/2017/model3d" xmlns:o="urn:schemas-microsoft-com:office:office" xmlns:oel="http://schemas.microsoft.com/office/2019/extlst" xmlns:r="http://schemas.openxmlformats.org/officeDocument/2006/relationships" xmlns:m="http://schemas.openxmlformats.org/officeDocument/2006/math" xmlns:v="urn:schemas-microsoft-com:vml" xmlns:wp14="http://schemas.microsoft.com/office/word/2010/wordprocessingDrawing" xmlns:wp="http://schemas.openxmlformats.org/drawingml/2006/wordprocessingDrawing" xmlns:w10="urn:schemas-microsoft-com:office:word" xmlns:w="http://schemas.openxmlformats.org/wordprocessingml/2006/main" xmlns:w14="http://schemas.microsoft.com/office/word/2010/wordml" xmlns:w15="http://schemas.microsoft.com/office/word/2012/wordml" xmlns:w16cex="http://schemas.microsoft.com/office/word/2018/wordml/cex" xmlns:w16cid="http://schemas.microsoft.com/office/word/2016/wordml/cid" xmlns:w16="http://schemas.microsoft.com/office/word/2018/wordml" xmlns:w16sdtdh="http://schemas.microsoft.com/office/word/2020/wordml/sdtdatahash" xmlns:w16se="http://schemas.microsoft.com/office/word/2015/wordml/symex" xmlns:wpg="http://schemas.microsoft.com/office/word/2010/wordprocessingGroup" xmlns:wpi="http://schemas.microsoft.com/office/word/2010/wordprocessingInk" xmlns:wne="http://schemas.microsoft.com/office/word/2006/wordml" xmlns:wps="http://schemas.microsoft.com/office/word/2010/wordprocessingShape" mc:Ignorable="w14 w15 w16se w16cid w16 w16cex w16sdtdh wp14">
+<w:ftr xmlns:wpc="http://schemas.microsoft.com/office/word/2010/wordprocessingCanvas" xmlns:cx="http://schemas.microsoft.com/office/drawing/2014/chartex" xmlns:cx1="http://schemas.microsoft.com/office/drawing/2015/9/8/chartex" xmlns:cx2="http://schemas.microsoft.com/office/drawing/2015/10/21/chartex" xmlns:cx3="http://schemas.microsoft.com/office/drawing/2016/5/9/chartex" xmlns:cx4="http://schemas.microsoft.com/office/drawing/2016/5/10/chartex" xmlns:cx5="http://schemas.microsoft.com/office/drawing/2016/5/11/chartex" xmlns:cx6="http://schemas.microsoft.com/office/drawing/2016/5/12/chartex" xmlns:cx7="http://schemas.microsoft.com/office/drawing/2016/5/13/chartex" xmlns:cx8="http://schemas.microsoft.com/office/drawing/2016/5/14/chartex" xmlns:mc="http://schemas.openxmlformats.org/markup-compatibility/2006" xmlns:aink="http://schemas.microsoft.com/office/drawing/2016/ink" xmlns:am3d="http://schemas.microsoft.com/office/drawing/2017/model3d" xmlns:o="urn:schemas-microsoft-com:office:office" xmlns:oel="http://schemas.microsoft.com/office/2019/extlst" xmlns:r="http://schemas.openxmlformats.org/officeDocument/2006/relationships" xmlns:m="http://schemas.openxmlformats.org/officeDocument/2006/math" xmlns:v="urn:schemas-microsoft-com:vml" xmlns:wp14="http://schemas.microsoft.com/office/word/2010/wordprocessingDrawing" xmlns:wp="http://schemas.openxmlformats.org/drawingml/2006/wordprocessingDrawing" xmlns:w10="urn:schemas-microsoft-com:office:word" xmlns:w="http://schemas.openxmlformats.org/wordprocessingml/2006/main" xmlns:w14="http://schemas.microsoft.com/office/word/2010/wordml" xmlns:w15="http://schemas.microsoft.com/office/word/2012/wordml" xmlns:w16cex="http://schemas.microsoft.com/office/word/2018/wordml/cex" xmlns:w16cid="http://schemas.microsoft.com/office/word/2016/wordml/cid" xmlns:w16="http://schemas.microsoft.com/office/word/2018/wordml" xmlns:w16du="http://schemas.microsoft.com/office/word/2023/wordml/word16du" xmlns:w16sdtdh="http://schemas.microsoft.com/office/word/2020/wordml/sdtdatahash" xmlns:w16sdtfl="http://schemas.microsoft.com/office/word/2024/wordml/sdtformatlock" xmlns:w16se="http://schemas.microsoft.com/office/word/2015/wordml/symex" xmlns:wpg="http://schemas.microsoft.com/office/word/2010/wordprocessingGroup" xmlns:wpi="http://schemas.microsoft.com/office/word/2010/wordprocessingInk" xmlns:wne="http://schemas.microsoft.com/office/word/2006/wordml" xmlns:wps="http://schemas.microsoft.com/office/word/2010/wordprocessingShape" mc:Ignorable="w14 w15 w16se w16cid w16 w16cex w16sdtdh w16sdtfl w16du wp14">
   <w:p>
     <w:pPr>
       <w:pStyle w:val="Footer"/>
@@ -669,7 +948,7 @@
 </file>
 
 <file path=word/footer2.xml><?xml version="1.0" encoding="utf-8"?>
-<w:ftr xmlns:wpc="http://schemas.microsoft.com/office/word/2010/wordprocessingCanvas" xmlns:cx="http://schemas.microsoft.com/office/drawing/2014/chartex" xmlns:cx1="http://schemas.microsoft.com/office/drawing/2015/9/8/chartex" xmlns:cx2="http://schemas.microsoft.com/office/drawing/2015/10/21/chartex" xmlns:cx3="http://schemas.microsoft.com/office/drawing/2016/5/9/chartex" xmlns:cx4="http://schemas.microsoft.com/office/drawing/2016/5/10/chartex" xmlns:cx5="http://schemas.microsoft.com/office/drawing/2016/5/11/chartex" xmlns:cx6="http://schemas.microsoft.com/office/drawing/2016/5/12/chartex" xmlns:cx7="http://schemas.microsoft.com/office/drawing/2016/5/13/chartex" xmlns:cx8="http://schemas.microsoft.com/office/drawing/2016/5/14/chartex" xmlns:mc="http://schemas.openxmlformats.org/markup-compatibility/2006" xmlns:aink="http://schemas.microsoft.com/office/drawing/2016/ink" xmlns:am3d="http://schemas.microsoft.com/office/drawing/2017/model3d" xmlns:o="urn:schemas-microsoft-com:office:office" xmlns:oel="http://schemas.microsoft.com/office/2019/extlst" xmlns:r="http://schemas.openxmlformats.org/officeDocument/2006/relationships" xmlns:m="http://schemas.openxmlformats.org/officeDocument/2006/math" xmlns:v="urn:schemas-microsoft-com:vml" xmlns:wp14="http://schemas.microsoft.com/office/word/2010/wordprocessingDrawing" xmlns:wp="http://schemas.openxmlformats.org/drawingml/2006/wordprocessingDrawing" xmlns:w10="urn:schemas-microsoft-com:office:word" xmlns:w="http://schemas.openxmlformats.org/wordprocessingml/2006/main" xmlns:w14="http://schemas.microsoft.com/office/word/2010/wordml" xmlns:w15="http://schemas.microsoft.com/office/word/2012/wordml" xmlns:w16cex="http://schemas.microsoft.com/office/word/2018/wordml/cex" xmlns:w16cid="http://schemas.microsoft.com/office/word/2016/wordml/cid" xmlns:w16="http://schemas.microsoft.com/office/word/2018/wordml" xmlns:w16sdtdh="http://schemas.microsoft.com/office/word/2020/wordml/sdtdatahash" xmlns:w16se="http://schemas.microsoft.com/office/word/2015/wordml/symex" xmlns:wpg="http://schemas.microsoft.com/office/word/2010/wordprocessingGroup" xmlns:wpi="http://schemas.microsoft.com/office/word/2010/wordprocessingInk" xmlns:wne="http://schemas.microsoft.com/office/word/2006/wordml" xmlns:wps="http://schemas.microsoft.com/office/word/2010/wordprocessingShape" mc:Ignorable="w14 w15 w16se w16cid w16 w16cex w16sdtdh wp14">
+<w:ftr xmlns:wpc="http://schemas.microsoft.com/office/word/2010/wordprocessingCanvas" xmlns:cx="http://schemas.microsoft.com/office/drawing/2014/chartex" xmlns:cx1="http://schemas.microsoft.com/office/drawing/2015/9/8/chartex" xmlns:cx2="http://schemas.microsoft.com/office/drawing/2015/10/21/chartex" xmlns:cx3="http://schemas.microsoft.com/office/drawing/2016/5/9/chartex" xmlns:cx4="http://schemas.microsoft.com/office/drawing/2016/5/10/chartex" xmlns:cx5="http://schemas.microsoft.com/office/drawing/2016/5/11/chartex" xmlns:cx6="http://schemas.microsoft.com/office/drawing/2016/5/12/chartex" xmlns:cx7="http://schemas.microsoft.com/office/drawing/2016/5/13/chartex" xmlns:cx8="http://schemas.microsoft.com/office/drawing/2016/5/14/chartex" xmlns:mc="http://schemas.openxmlformats.org/markup-compatibility/2006" xmlns:aink="http://schemas.microsoft.com/office/drawing/2016/ink" xmlns:am3d="http://schemas.microsoft.com/office/drawing/2017/model3d" xmlns:o="urn:schemas-microsoft-com:office:office" xmlns:oel="http://schemas.microsoft.com/office/2019/extlst" xmlns:r="http://schemas.openxmlformats.org/officeDocument/2006/relationships" xmlns:m="http://schemas.openxmlformats.org/officeDocument/2006/math" xmlns:v="urn:schemas-microsoft-com:vml" xmlns:wp14="http://schemas.microsoft.com/office/word/2010/wordprocessingDrawing" xmlns:wp="http://schemas.openxmlformats.org/drawingml/2006/wordprocessingDrawing" xmlns:w10="urn:schemas-microsoft-com:office:word" xmlns:w="http://schemas.openxmlformats.org/wordprocessingml/2006/main" xmlns:w14="http://schemas.microsoft.com/office/word/2010/wordml" xmlns:w15="http://schemas.microsoft.com/office/word/2012/wordml" xmlns:w16cex="http://schemas.microsoft.com/office/word/2018/wordml/cex" xmlns:w16cid="http://schemas.microsoft.com/office/word/2016/wordml/cid" xmlns:w16="http://schemas.microsoft.com/office/word/2018/wordml" xmlns:w16du="http://schemas.microsoft.com/office/word/2023/wordml/word16du" xmlns:w16sdtdh="http://schemas.microsoft.com/office/word/2020/wordml/sdtdatahash" xmlns:w16sdtfl="http://schemas.microsoft.com/office/word/2024/wordml/sdtformatlock" xmlns:w16se="http://schemas.microsoft.com/office/word/2015/wordml/symex" xmlns:wpg="http://schemas.microsoft.com/office/word/2010/wordprocessingGroup" xmlns:wpi="http://schemas.microsoft.com/office/word/2010/wordprocessingInk" xmlns:wne="http://schemas.microsoft.com/office/word/2006/wordml" xmlns:wps="http://schemas.microsoft.com/office/word/2010/wordprocessingShape" mc:Ignorable="w14 w15 w16se w16cid w16 w16cex w16sdtdh w16sdtfl w16du wp14">
   <w:p>
     <w:pPr>
       <w:pStyle w:val="Footer"/>
@@ -679,7 +958,7 @@
 </file>
 
 <file path=word/footer3.xml><?xml version="1.0" encoding="utf-8"?>
-<w:ftr xmlns:wpc="http://schemas.microsoft.com/office/word/2010/wordprocessingCanvas" xmlns:cx="http://schemas.microsoft.com/office/drawing/2014/chartex" xmlns:cx1="http://schemas.microsoft.com/office/drawing/2015/9/8/chartex" xmlns:cx2="http://schemas.microsoft.com/office/drawing/2015/10/21/chartex" xmlns:cx3="http://schemas.microsoft.com/office/drawing/2016/5/9/chartex" xmlns:cx4="http://schemas.microsoft.com/office/drawing/2016/5/10/chartex" xmlns:cx5="http://schemas.microsoft.com/office/drawing/2016/5/11/chartex" xmlns:cx6="http://schemas.microsoft.com/office/drawing/2016/5/12/chartex" xmlns:cx7="http://schemas.microsoft.com/office/drawing/2016/5/13/chartex" xmlns:cx8="http://schemas.microsoft.com/office/drawing/2016/5/14/chartex" xmlns:mc="http://schemas.openxmlformats.org/markup-compatibility/2006" xmlns:aink="http://schemas.microsoft.com/office/drawing/2016/ink" xmlns:am3d="http://schemas.microsoft.com/office/drawing/2017/model3d" xmlns:o="urn:schemas-microsoft-com:office:office" xmlns:oel="http://schemas.microsoft.com/office/2019/extlst" xmlns:r="http://schemas.openxmlformats.org/officeDocument/2006/relationships" xmlns:m="http://schemas.openxmlformats.org/officeDocument/2006/math" xmlns:v="urn:schemas-microsoft-com:vml" xmlns:wp14="http://schemas.microsoft.com/office/word/2010/wordprocessingDrawing" xmlns:wp="http://schemas.openxmlformats.org/drawingml/2006/wordprocessingDrawing" xmlns:w10="urn:schemas-microsoft-com:office:word" xmlns:w="http://schemas.openxmlformats.org/wordprocessingml/2006/main" xmlns:w14="http://schemas.microsoft.com/office/word/2010/wordml" xmlns:w15="http://schemas.microsoft.com/office/word/2012/wordml" xmlns:w16cex="http://schemas.microsoft.com/office/word/2018/wordml/cex" xmlns:w16cid="http://schemas.microsoft.com/office/word/2016/wordml/cid" xmlns:w16="http://schemas.microsoft.com/office/word/2018/wordml" xmlns:w16sdtdh="http://schemas.microsoft.com/office/word/2020/wordml/sdtdatahash" xmlns:w16se="http://schemas.microsoft.com/office/word/2015/wordml/symex" xmlns:wpg="http://schemas.microsoft.com/office/word/2010/wordprocessingGroup" xmlns:wpi="http://schemas.microsoft.com/office/word/2010/wordprocessingInk" xmlns:wne="http://schemas.microsoft.com/office/word/2006/wordml" xmlns:wps="http://schemas.microsoft.com/office/word/2010/wordprocessingShape" mc:Ignorable="w14 w15 w16se w16cid w16 w16cex w16sdtdh wp14">
+<w:ftr xmlns:wpc="http://schemas.microsoft.com/office/word/2010/wordprocessingCanvas" xmlns:cx="http://schemas.microsoft.com/office/drawing/2014/chartex" xmlns:cx1="http://schemas.microsoft.com/office/drawing/2015/9/8/chartex" xmlns:cx2="http://schemas.microsoft.com/office/drawing/2015/10/21/chartex" xmlns:cx3="http://schemas.microsoft.com/office/drawing/2016/5/9/chartex" xmlns:cx4="http://schemas.microsoft.com/office/drawing/2016/5/10/chartex" xmlns:cx5="http://schemas.microsoft.com/office/drawing/2016/5/11/chartex" xmlns:cx6="http://schemas.microsoft.com/office/drawing/2016/5/12/chartex" xmlns:cx7="http://schemas.microsoft.com/office/drawing/2016/5/13/chartex" xmlns:cx8="http://schemas.microsoft.com/office/drawing/2016/5/14/chartex" xmlns:mc="http://schemas.openxmlformats.org/markup-compatibility/2006" xmlns:aink="http://schemas.microsoft.com/office/drawing/2016/ink" xmlns:am3d="http://schemas.microsoft.com/office/drawing/2017/model3d" xmlns:o="urn:schemas-microsoft-com:office:office" xmlns:oel="http://schemas.microsoft.com/office/2019/extlst" xmlns:r="http://schemas.openxmlformats.org/officeDocument/2006/relationships" xmlns:m="http://schemas.openxmlformats.org/officeDocument/2006/math" xmlns:v="urn:schemas-microsoft-com:vml" xmlns:wp14="http://schemas.microsoft.com/office/word/2010/wordprocessingDrawing" xmlns:wp="http://schemas.openxmlformats.org/drawingml/2006/wordprocessingDrawing" xmlns:w10="urn:schemas-microsoft-com:office:word" xmlns:w="http://schemas.openxmlformats.org/wordprocessingml/2006/main" xmlns:w14="http://schemas.microsoft.com/office/word/2010/wordml" xmlns:w15="http://schemas.microsoft.com/office/word/2012/wordml" xmlns:w16cex="http://schemas.microsoft.com/office/word/2018/wordml/cex" xmlns:w16cid="http://schemas.microsoft.com/office/word/2016/wordml/cid" xmlns:w16="http://schemas.microsoft.com/office/word/2018/wordml" xmlns:w16du="http://schemas.microsoft.com/office/word/2023/wordml/word16du" xmlns:w16sdtdh="http://schemas.microsoft.com/office/word/2020/wordml/sdtdatahash" xmlns:w16sdtfl="http://schemas.microsoft.com/office/word/2024/wordml/sdtformatlock" xmlns:w16se="http://schemas.microsoft.com/office/word/2015/wordml/symex" xmlns:wpg="http://schemas.microsoft.com/office/word/2010/wordprocessingGroup" xmlns:wpi="http://schemas.microsoft.com/office/word/2010/wordprocessingInk" xmlns:wne="http://schemas.microsoft.com/office/word/2006/wordml" xmlns:wps="http://schemas.microsoft.com/office/word/2010/wordprocessingShape" mc:Ignorable="w14 w15 w16se w16cid w16 w16cex w16sdtdh w16sdtfl w16du wp14">
   <w:p>
     <w:pPr>
       <w:pStyle w:val="Footer"/>
@@ -689,7 +968,7 @@
 </file>
 
 <file path=word/footnotes.xml><?xml version="1.0" encoding="utf-8"?>
-<w:footnotes xmlns:wpc="http://schemas.microsoft.com/office/word/2010/wordprocessingCanvas" xmlns:cx="http://schemas.microsoft.com/office/drawing/2014/chartex" xmlns:cx1="http://schemas.microsoft.com/office/drawing/2015/9/8/chartex" xmlns:cx2="http://schemas.microsoft.com/office/drawing/2015/10/21/chartex" xmlns:cx3="http://schemas.microsoft.com/office/drawing/2016/5/9/chartex" xmlns:cx4="http://schemas.microsoft.com/office/drawing/2016/5/10/chartex" xmlns:cx5="http://schemas.microsoft.com/office/drawing/2016/5/11/chartex" xmlns:cx6="http://schemas.microsoft.com/office/drawing/2016/5/12/chartex" xmlns:cx7="http://schemas.microsoft.com/office/drawing/2016/5/13/chartex" xmlns:cx8="http://schemas.microsoft.com/office/drawing/2016/5/14/chartex" xmlns:mc="http://schemas.openxmlformats.org/markup-compatibility/2006" xmlns:aink="http://schemas.microsoft.com/office/drawing/2016/ink" xmlns:am3d="http://schemas.microsoft.com/office/drawing/2017/model3d" xmlns:o="urn:schemas-microsoft-com:office:office" xmlns:oel="http://schemas.microsoft.com/office/2019/extlst" xmlns:r="http://schemas.openxmlformats.org/officeDocument/2006/relationships" xmlns:m="http://schemas.openxmlformats.org/officeDocument/2006/math" xmlns:v="urn:schemas-microsoft-com:vml" xmlns:wp14="http://schemas.microsoft.com/office/word/2010/wordprocessingDrawing" xmlns:wp="http://schemas.openxmlformats.org/drawingml/2006/wordprocessingDrawing" xmlns:w10="urn:schemas-microsoft-com:office:word" xmlns:w="http://schemas.openxmlformats.org/wordprocessingml/2006/main" xmlns:w14="http://schemas.microsoft.com/office/word/2010/wordml" xmlns:w15="http://schemas.microsoft.com/office/word/2012/wordml" xmlns:w16cex="http://schemas.microsoft.com/office/word/2018/wordml/cex" xmlns:w16cid="http://schemas.microsoft.com/office/word/2016/wordml/cid" xmlns:w16="http://schemas.microsoft.com/office/word/2018/wordml" xmlns:w16sdtdh="http://schemas.microsoft.com/office/word/2020/wordml/sdtdatahash" xmlns:w16se="http://schemas.microsoft.com/office/word/2015/wordml/symex" xmlns:wpg="http://schemas.microsoft.com/office/word/2010/wordprocessingGroup" xmlns:wpi="http://schemas.microsoft.com/office/word/2010/wordprocessingInk" xmlns:wne="http://schemas.microsoft.com/office/word/2006/wordml" xmlns:wps="http://schemas.microsoft.com/office/word/2010/wordprocessingShape" mc:Ignorable="w14 w15 w16se w16cid w16 w16cex w16sdtdh wp14">
+<w:footnotes xmlns:wpc="http://schemas.microsoft.com/office/word/2010/wordprocessingCanvas" xmlns:cx="http://schemas.microsoft.com/office/drawing/2014/chartex" xmlns:cx1="http://schemas.microsoft.com/office/drawing/2015/9/8/chartex" xmlns:cx2="http://schemas.microsoft.com/office/drawing/2015/10/21/chartex" xmlns:cx3="http://schemas.microsoft.com/office/drawing/2016/5/9/chartex" xmlns:cx4="http://schemas.microsoft.com/office/drawing/2016/5/10/chartex" xmlns:cx5="http://schemas.microsoft.com/office/drawing/2016/5/11/chartex" xmlns:cx6="http://schemas.microsoft.com/office/drawing/2016/5/12/chartex" xmlns:cx7="http://schemas.microsoft.com/office/drawing/2016/5/13/chartex" xmlns:cx8="http://schemas.microsoft.com/office/drawing/2016/5/14/chartex" xmlns:mc="http://schemas.openxmlformats.org/markup-compatibility/2006" xmlns:aink="http://schemas.microsoft.com/office/drawing/2016/ink" xmlns:am3d="http://schemas.microsoft.com/office/drawing/2017/model3d" xmlns:o="urn:schemas-microsoft-com:office:office" xmlns:oel="http://schemas.microsoft.com/office/2019/extlst" xmlns:r="http://schemas.openxmlformats.org/officeDocument/2006/relationships" xmlns:m="http://schemas.openxmlformats.org/officeDocument/2006/math" xmlns:v="urn:schemas-microsoft-com:vml" xmlns:wp14="http://schemas.microsoft.com/office/word/2010/wordprocessingDrawing" xmlns:wp="http://schemas.openxmlformats.org/drawingml/2006/wordprocessingDrawing" xmlns:w10="urn:schemas-microsoft-com:office:word" xmlns:w="http://schemas.openxmlformats.org/wordprocessingml/2006/main" xmlns:w14="http://schemas.microsoft.com/office/word/2010/wordml" xmlns:w15="http://schemas.microsoft.com/office/word/2012/wordml" xmlns:w16cex="http://schemas.microsoft.com/office/word/2018/wordml/cex" xmlns:w16cid="http://schemas.microsoft.com/office/word/2016/wordml/cid" xmlns:w16="http://schemas.microsoft.com/office/word/2018/wordml" xmlns:w16du="http://schemas.microsoft.com/office/word/2023/wordml/word16du" xmlns:w16sdtdh="http://schemas.microsoft.com/office/word/2020/wordml/sdtdatahash" xmlns:w16sdtfl="http://schemas.microsoft.com/office/word/2024/wordml/sdtformatlock" xmlns:w16se="http://schemas.microsoft.com/office/word/2015/wordml/symex" xmlns:wpg="http://schemas.microsoft.com/office/word/2010/wordprocessingGroup" xmlns:wpi="http://schemas.microsoft.com/office/word/2010/wordprocessingInk" xmlns:wne="http://schemas.microsoft.com/office/word/2006/wordml" xmlns:wps="http://schemas.microsoft.com/office/word/2010/wordprocessingShape" mc:Ignorable="w14 w15 w16se w16cid w16 w16cex w16sdtdh w16sdtfl w16du wp14">
   <w:footnote w:type="separator" w:id="-1">
     <w:p>
       <w:pPr>
@@ -714,7 +993,7 @@
 </file>
 
 <file path=word/header1.xml><?xml version="1.0" encoding="utf-8"?>
-<w:hdr xmlns:wpc="http://schemas.microsoft.com/office/word/2010/wordprocessingCanvas" xmlns:cx="http://schemas.microsoft.com/office/drawing/2014/chartex" xmlns:cx1="http://schemas.microsoft.com/office/drawing/2015/9/8/chartex" xmlns:cx2="http://schemas.microsoft.com/office/drawing/2015/10/21/chartex" xmlns:cx3="http://schemas.microsoft.com/office/drawing/2016/5/9/chartex" xmlns:cx4="http://schemas.microsoft.com/office/drawing/2016/5/10/chartex" xmlns:cx5="http://schemas.microsoft.com/office/drawing/2016/5/11/chartex" xmlns:cx6="http://schemas.microsoft.com/office/drawing/2016/5/12/chartex" xmlns:cx7="http://schemas.microsoft.com/office/drawing/2016/5/13/chartex" xmlns:cx8="http://schemas.microsoft.com/office/drawing/2016/5/14/chartex" xmlns:mc="http://schemas.openxmlformats.org/markup-compatibility/2006" xmlns:aink="http://schemas.microsoft.com/office/drawing/2016/ink" xmlns:am3d="http://schemas.microsoft.com/office/drawing/2017/model3d" xmlns:o="urn:schemas-microsoft-com:office:office" xmlns:oel="http://schemas.microsoft.com/office/2019/extlst" xmlns:r="http://schemas.openxmlformats.org/officeDocument/2006/relationships" xmlns:m="http://schemas.openxmlformats.org/officeDocument/2006/math" xmlns:v="urn:schemas-microsoft-com:vml" xmlns:wp14="http://schemas.microsoft.com/office/word/2010/wordprocessingDrawing" xmlns:wp="http://schemas.openxmlformats.org/drawingml/2006/wordprocessingDrawing" xmlns:w10="urn:schemas-microsoft-com:office:word" xmlns:w="http://schemas.openxmlformats.org/wordprocessingml/2006/main" xmlns:w14="http://schemas.microsoft.com/office/word/2010/wordml" xmlns:w15="http://schemas.microsoft.com/office/word/2012/wordml" xmlns:w16cex="http://schemas.microsoft.com/office/word/2018/wordml/cex" xmlns:w16cid="http://schemas.microsoft.com/office/word/2016/wordml/cid" xmlns:w16="http://schemas.microsoft.com/office/word/2018/wordml" xmlns:w16sdtdh="http://schemas.microsoft.com/office/word/2020/wordml/sdtdatahash" xmlns:w16se="http://schemas.microsoft.com/office/word/2015/wordml/symex" xmlns:wpg="http://schemas.microsoft.com/office/word/2010/wordprocessingGroup" xmlns:wpi="http://schemas.microsoft.com/office/word/2010/wordprocessingInk" xmlns:wne="http://schemas.microsoft.com/office/word/2006/wordml" xmlns:wps="http://schemas.microsoft.com/office/word/2010/wordprocessingShape" mc:Ignorable="w14 w15 w16se w16cid w16 w16cex w16sdtdh wp14">
+<w:hdr xmlns:wpc="http://schemas.microsoft.com/office/word/2010/wordprocessingCanvas" xmlns:cx="http://schemas.microsoft.com/office/drawing/2014/chartex" xmlns:cx1="http://schemas.microsoft.com/office/drawing/2015/9/8/chartex" xmlns:cx2="http://schemas.microsoft.com/office/drawing/2015/10/21/chartex" xmlns:cx3="http://schemas.microsoft.com/office/drawing/2016/5/9/chartex" xmlns:cx4="http://schemas.microsoft.com/office/drawing/2016/5/10/chartex" xmlns:cx5="http://schemas.microsoft.com/office/drawing/2016/5/11/chartex" xmlns:cx6="http://schemas.microsoft.com/office/drawing/2016/5/12/chartex" xmlns:cx7="http://schemas.microsoft.com/office/drawing/2016/5/13/chartex" xmlns:cx8="http://schemas.microsoft.com/office/drawing/2016/5/14/chartex" xmlns:mc="http://schemas.openxmlformats.org/markup-compatibility/2006" xmlns:aink="http://schemas.microsoft.com/office/drawing/2016/ink" xmlns:am3d="http://schemas.microsoft.com/office/drawing/2017/model3d" xmlns:o="urn:schemas-microsoft-com:office:office" xmlns:oel="http://schemas.microsoft.com/office/2019/extlst" xmlns:r="http://schemas.openxmlformats.org/officeDocument/2006/relationships" xmlns:m="http://schemas.openxmlformats.org/officeDocument/2006/math" xmlns:v="urn:schemas-microsoft-com:vml" xmlns:wp14="http://schemas.microsoft.com/office/word/2010/wordprocessingDrawing" xmlns:wp="http://schemas.openxmlformats.org/drawingml/2006/wordprocessingDrawing" xmlns:w10="urn:schemas-microsoft-com:office:word" xmlns:w="http://schemas.openxmlformats.org/wordprocessingml/2006/main" xmlns:w14="http://schemas.microsoft.com/office/word/2010/wordml" xmlns:w15="http://schemas.microsoft.com/office/word/2012/wordml" xmlns:w16cex="http://schemas.microsoft.com/office/word/2018/wordml/cex" xmlns:w16cid="http://schemas.microsoft.com/office/word/2016/wordml/cid" xmlns:w16="http://schemas.microsoft.com/office/word/2018/wordml" xmlns:w16du="http://schemas.microsoft.com/office/word/2023/wordml/word16du" xmlns:w16sdtdh="http://schemas.microsoft.com/office/word/2020/wordml/sdtdatahash" xmlns:w16sdtfl="http://schemas.microsoft.com/office/word/2024/wordml/sdtformatlock" xmlns:w16se="http://schemas.microsoft.com/office/word/2015/wordml/symex" xmlns:wpg="http://schemas.microsoft.com/office/word/2010/wordprocessingGroup" xmlns:wpi="http://schemas.microsoft.com/office/word/2010/wordprocessingInk" xmlns:wne="http://schemas.microsoft.com/office/word/2006/wordml" xmlns:wps="http://schemas.microsoft.com/office/word/2010/wordprocessingShape" mc:Ignorable="w14 w15 w16se w16cid w16 w16cex w16sdtdh w16sdtfl w16du wp14">
   <w:p>
     <w:pPr>
       <w:pStyle w:val="Header"/>
@@ -724,7 +1003,7 @@
 </file>
 
 <file path=word/header2.xml><?xml version="1.0" encoding="utf-8"?>
-<w:hdr xmlns:wpc="http://schemas.microsoft.com/office/word/2010/wordprocessingCanvas" xmlns:cx="http://schemas.microsoft.com/office/drawing/2014/chartex" xmlns:cx1="http://schemas.microsoft.com/office/drawing/2015/9/8/chartex" xmlns:cx2="http://schemas.microsoft.com/office/drawing/2015/10/21/chartex" xmlns:cx3="http://schemas.microsoft.com/office/drawing/2016/5/9/chartex" xmlns:cx4="http://schemas.microsoft.com/office/drawing/2016/5/10/chartex" xmlns:cx5="http://schemas.microsoft.com/office/drawing/2016/5/11/chartex" xmlns:cx6="http://schemas.microsoft.com/office/drawing/2016/5/12/chartex" xmlns:cx7="http://schemas.microsoft.com/office/drawing/2016/5/13/chartex" xmlns:cx8="http://schemas.microsoft.com/office/drawing/2016/5/14/chartex" xmlns:mc="http://schemas.openxmlformats.org/markup-compatibility/2006" xmlns:aink="http://schemas.microsoft.com/office/drawing/2016/ink" xmlns:am3d="http://schemas.microsoft.com/office/drawing/2017/model3d" xmlns:o="urn:schemas-microsoft-com:office:office" xmlns:oel="http://schemas.microsoft.com/office/2019/extlst" xmlns:r="http://schemas.openxmlformats.org/officeDocument/2006/relationships" xmlns:m="http://schemas.openxmlformats.org/officeDocument/2006/math" xmlns:v="urn:schemas-microsoft-com:vml" xmlns:wp14="http://schemas.microsoft.com/office/word/2010/wordprocessingDrawing" xmlns:wp="http://schemas.openxmlformats.org/drawingml/2006/wordprocessingDrawing" xmlns:w10="urn:schemas-microsoft-com:office:word" xmlns:w="http://schemas.openxmlformats.org/wordprocessingml/2006/main" xmlns:w14="http://schemas.microsoft.com/office/word/2010/wordml" xmlns:w15="http://schemas.microsoft.com/office/word/2012/wordml" xmlns:w16cex="http://schemas.microsoft.com/office/word/2018/wordml/cex" xmlns:w16cid="http://schemas.microsoft.com/office/word/2016/wordml/cid" xmlns:w16="http://schemas.microsoft.com/office/word/2018/wordml" xmlns:w16sdtdh="http://schemas.microsoft.com/office/word/2020/wordml/sdtdatahash" xmlns:w16se="http://schemas.microsoft.com/office/word/2015/wordml/symex" xmlns:wpg="http://schemas.microsoft.com/office/word/2010/wordprocessingGroup" xmlns:wpi="http://schemas.microsoft.com/office/word/2010/wordprocessingInk" xmlns:wne="http://schemas.microsoft.com/office/word/2006/wordml" xmlns:wps="http://schemas.microsoft.com/office/word/2010/wordprocessingShape" mc:Ignorable="w14 w15 w16se w16cid w16 w16cex w16sdtdh wp14">
+<w:hdr xmlns:wpc="http://schemas.microsoft.com/office/word/2010/wordprocessingCanvas" xmlns:cx="http://schemas.microsoft.com/office/drawing/2014/chartex" xmlns:cx1="http://schemas.microsoft.com/office/drawing/2015/9/8/chartex" xmlns:cx2="http://schemas.microsoft.com/office/drawing/2015/10/21/chartex" xmlns:cx3="http://schemas.microsoft.com/office/drawing/2016/5/9/chartex" xmlns:cx4="http://schemas.microsoft.com/office/drawing/2016/5/10/chartex" xmlns:cx5="http://schemas.microsoft.com/office/drawing/2016/5/11/chartex" xmlns:cx6="http://schemas.microsoft.com/office/drawing/2016/5/12/chartex" xmlns:cx7="http://schemas.microsoft.com/office/drawing/2016/5/13/chartex" xmlns:cx8="http://schemas.microsoft.com/office/drawing/2016/5/14/chartex" xmlns:mc="http://schemas.openxmlformats.org/markup-compatibility/2006" xmlns:aink="http://schemas.microsoft.com/office/drawing/2016/ink" xmlns:am3d="http://schemas.microsoft.com/office/drawing/2017/model3d" xmlns:o="urn:schemas-microsoft-com:office:office" xmlns:oel="http://schemas.microsoft.com/office/2019/extlst" xmlns:r="http://schemas.openxmlformats.org/officeDocument/2006/relationships" xmlns:m="http://schemas.openxmlformats.org/officeDocument/2006/math" xmlns:v="urn:schemas-microsoft-com:vml" xmlns:wp14="http://schemas.microsoft.com/office/word/2010/wordprocessingDrawing" xmlns:wp="http://schemas.openxmlformats.org/drawingml/2006/wordprocessingDrawing" xmlns:w10="urn:schemas-microsoft-com:office:word" xmlns:w="http://schemas.openxmlformats.org/wordprocessingml/2006/main" xmlns:w14="http://schemas.microsoft.com/office/word/2010/wordml" xmlns:w15="http://schemas.microsoft.com/office/word/2012/wordml" xmlns:w16cex="http://schemas.microsoft.com/office/word/2018/wordml/cex" xmlns:w16cid="http://schemas.microsoft.com/office/word/2016/wordml/cid" xmlns:w16="http://schemas.microsoft.com/office/word/2018/wordml" xmlns:w16du="http://schemas.microsoft.com/office/word/2023/wordml/word16du" xmlns:w16sdtdh="http://schemas.microsoft.com/office/word/2020/wordml/sdtdatahash" xmlns:w16sdtfl="http://schemas.microsoft.com/office/word/2024/wordml/sdtformatlock" xmlns:w16se="http://schemas.microsoft.com/office/word/2015/wordml/symex" xmlns:wpg="http://schemas.microsoft.com/office/word/2010/wordprocessingGroup" xmlns:wpi="http://schemas.microsoft.com/office/word/2010/wordprocessingInk" xmlns:wne="http://schemas.microsoft.com/office/word/2006/wordml" xmlns:wps="http://schemas.microsoft.com/office/word/2010/wordprocessingShape" mc:Ignorable="w14 w15 w16se w16cid w16 w16cex w16sdtdh w16sdtfl w16du wp14">
   <w:p>
     <w:pPr>
       <w:pStyle w:val="Header"/>
@@ -735,7 +1014,7 @@
 </file>
 
 <file path=word/header3.xml><?xml version="1.0" encoding="utf-8"?>
-<w:hdr xmlns:wpc="http://schemas.microsoft.com/office/word/2010/wordprocessingCanvas" xmlns:cx="http://schemas.microsoft.com/office/drawing/2014/chartex" xmlns:cx1="http://schemas.microsoft.com/office/drawing/2015/9/8/chartex" xmlns:cx2="http://schemas.microsoft.com/office/drawing/2015/10/21/chartex" xmlns:cx3="http://schemas.microsoft.com/office/drawing/2016/5/9/chartex" xmlns:cx4="http://schemas.microsoft.com/office/drawing/2016/5/10/chartex" xmlns:cx5="http://schemas.microsoft.com/office/drawing/2016/5/11/chartex" xmlns:cx6="http://schemas.microsoft.com/office/drawing/2016/5/12/chartex" xmlns:cx7="http://schemas.microsoft.com/office/drawing/2016/5/13/chartex" xmlns:cx8="http://schemas.microsoft.com/office/drawing/2016/5/14/chartex" xmlns:mc="http://schemas.openxmlformats.org/markup-compatibility/2006" xmlns:aink="http://schemas.microsoft.com/office/drawing/2016/ink" xmlns:am3d="http://schemas.microsoft.com/office/drawing/2017/model3d" xmlns:o="urn:schemas-microsoft-com:office:office" xmlns:oel="http://schemas.microsoft.com/office/2019/extlst" xmlns:r="http://schemas.openxmlformats.org/officeDocument/2006/relationships" xmlns:m="http://schemas.openxmlformats.org/officeDocument/2006/math" xmlns:v="urn:schemas-microsoft-com:vml" xmlns:wp14="http://schemas.microsoft.com/office/word/2010/wordprocessingDrawing" xmlns:wp="http://schemas.openxmlformats.org/drawingml/2006/wordprocessingDrawing" xmlns:w10="urn:schemas-microsoft-com:office:word" xmlns:w="http://schemas.openxmlformats.org/wordprocessingml/2006/main" xmlns:w14="http://schemas.microsoft.com/office/word/2010/wordml" xmlns:w15="http://schemas.microsoft.com/office/word/2012/wordml" xmlns:w16cex="http://schemas.microsoft.com/office/word/2018/wordml/cex" xmlns:w16cid="http://schemas.microsoft.com/office/word/2016/wordml/cid" xmlns:w16="http://schemas.microsoft.com/office/word/2018/wordml" xmlns:w16sdtdh="http://schemas.microsoft.com/office/word/2020/wordml/sdtdatahash" xmlns:w16se="http://schemas.microsoft.com/office/word/2015/wordml/symex" xmlns:wpg="http://schemas.microsoft.com/office/word/2010/wordprocessingGroup" xmlns:wpi="http://schemas.microsoft.com/office/word/2010/wordprocessingInk" xmlns:wne="http://schemas.microsoft.com/office/word/2006/wordml" xmlns:wps="http://schemas.microsoft.com/office/word/2010/wordprocessingShape" mc:Ignorable="w14 w15 w16se w16cid w16 w16cex w16sdtdh wp14">
+<w:hdr xmlns:wpc="http://schemas.microsoft.com/office/word/2010/wordprocessingCanvas" xmlns:cx="http://schemas.microsoft.com/office/drawing/2014/chartex" xmlns:cx1="http://schemas.microsoft.com/office/drawing/2015/9/8/chartex" xmlns:cx2="http://schemas.microsoft.com/office/drawing/2015/10/21/chartex" xmlns:cx3="http://schemas.microsoft.com/office/drawing/2016/5/9/chartex" xmlns:cx4="http://schemas.microsoft.com/office/drawing/2016/5/10/chartex" xmlns:cx5="http://schemas.microsoft.com/office/drawing/2016/5/11/chartex" xmlns:cx6="http://schemas.microsoft.com/office/drawing/2016/5/12/chartex" xmlns:cx7="http://schemas.microsoft.com/office/drawing/2016/5/13/chartex" xmlns:cx8="http://schemas.microsoft.com/office/drawing/2016/5/14/chartex" xmlns:mc="http://schemas.openxmlformats.org/markup-compatibility/2006" xmlns:aink="http://schemas.microsoft.com/office/drawing/2016/ink" xmlns:am3d="http://schemas.microsoft.com/office/drawing/2017/model3d" xmlns:o="urn:schemas-microsoft-com:office:office" xmlns:oel="http://schemas.microsoft.com/office/2019/extlst" xmlns:r="http://schemas.openxmlformats.org/officeDocument/2006/relationships" xmlns:m="http://schemas.openxmlformats.org/officeDocument/2006/math" xmlns:v="urn:schemas-microsoft-com:vml" xmlns:wp14="http://schemas.microsoft.com/office/word/2010/wordprocessingDrawing" xmlns:wp="http://schemas.openxmlformats.org/drawingml/2006/wordprocessingDrawing" xmlns:w10="urn:schemas-microsoft-com:office:word" xmlns:w="http://schemas.openxmlformats.org/wordprocessingml/2006/main" xmlns:w14="http://schemas.microsoft.com/office/word/2010/wordml" xmlns:w15="http://schemas.microsoft.com/office/word/2012/wordml" xmlns:w16cex="http://schemas.microsoft.com/office/word/2018/wordml/cex" xmlns:w16cid="http://schemas.microsoft.com/office/word/2016/wordml/cid" xmlns:w16="http://schemas.microsoft.com/office/word/2018/wordml" xmlns:w16du="http://schemas.microsoft.com/office/word/2023/wordml/word16du" xmlns:w16sdtdh="http://schemas.microsoft.com/office/word/2020/wordml/sdtdatahash" xmlns:w16sdtfl="http://schemas.microsoft.com/office/word/2024/wordml/sdtformatlock" xmlns:w16se="http://schemas.microsoft.com/office/word/2015/wordml/symex" xmlns:wpg="http://schemas.microsoft.com/office/word/2010/wordprocessingGroup" xmlns:wpi="http://schemas.microsoft.com/office/word/2010/wordprocessingInk" xmlns:wne="http://schemas.microsoft.com/office/word/2006/wordml" xmlns:wps="http://schemas.microsoft.com/office/word/2010/wordprocessingShape" mc:Ignorable="w14 w15 w16se w16cid w16 w16cex w16sdtdh w16sdtfl w16du wp14">
   <w:p>
     <w:pPr>
       <w:pStyle w:val="Header"/>
@@ -744,7 +1023,7 @@
     <w:r>
       <w:tab/>
       <w:tab/>
-      <w:t>2026-06-17</w:t>
+      <w:t>2026-06-18</w:t>
       <w:br/>
       <w:br/>
     </w:r>
@@ -761,7 +1040,7 @@
 </file>
 
 <file path=word/numbering.xml><?xml version="1.0" encoding="utf-8"?>
-<w:numbering xmlns:wpc="http://schemas.microsoft.com/office/word/2010/wordprocessingCanvas" xmlns:cx="http://schemas.microsoft.com/office/drawing/2014/chartex" xmlns:cx1="http://schemas.microsoft.com/office/drawing/2015/9/8/chartex" xmlns:cx2="http://schemas.microsoft.com/office/drawing/2015/10/21/chartex" xmlns:cx3="http://schemas.microsoft.com/office/drawing/2016/5/9/chartex" xmlns:cx4="http://schemas.microsoft.com/office/drawing/2016/5/10/chartex" xmlns:cx5="http://schemas.microsoft.com/office/drawing/2016/5/11/chartex" xmlns:cx6="http://schemas.microsoft.com/office/drawing/2016/5/12/chartex" xmlns:cx7="http://schemas.microsoft.com/office/drawing/2016/5/13/chartex" xmlns:cx8="http://schemas.microsoft.com/office/drawing/2016/5/14/chartex" xmlns:mc="http://schemas.openxmlformats.org/markup-compatibility/2006" xmlns:aink="http://schemas.microsoft.com/office/drawing/2016/ink" xmlns:am3d="http://schemas.microsoft.com/office/drawing/2017/model3d" xmlns:o="urn:schemas-microsoft-com:office:office" xmlns:oel="http://schemas.microsoft.com/office/2019/extlst" xmlns:r="http://schemas.openxmlformats.org/officeDocument/2006/relationships" xmlns:m="http://schemas.openxmlformats.org/officeDocument/2006/math" xmlns:v="urn:schemas-microsoft-com:vml" xmlns:wp14="http://schemas.microsoft.com/office/word/2010/wordprocessingDrawing" xmlns:wp="http://schemas.openxmlformats.org/drawingml/2006/wordprocessingDrawing" xmlns:w10="urn:schemas-microsoft-com:office:word" xmlns:w="http://schemas.openxmlformats.org/wordprocessingml/2006/main" xmlns:w14="http://schemas.microsoft.com/office/word/2010/wordml" xmlns:w15="http://schemas.microsoft.com/office/word/2012/wordml" xmlns:w16cex="http://schemas.microsoft.com/office/word/2018/wordml/cex" xmlns:w16cid="http://schemas.microsoft.com/office/word/2016/wordml/cid" xmlns:w16="http://schemas.microsoft.com/office/word/2018/wordml" xmlns:w16sdtdh="http://schemas.microsoft.com/office/word/2020/wordml/sdtdatahash" xmlns:w16se="http://schemas.microsoft.com/office/word/2015/wordml/symex" xmlns:wpg="http://schemas.microsoft.com/office/word/2010/wordprocessingGroup" xmlns:wpi="http://schemas.microsoft.com/office/word/2010/wordprocessingInk" xmlns:wne="http://schemas.microsoft.com/office/word/2006/wordml" xmlns:wps="http://schemas.microsoft.com/office/word/2010/wordprocessingShape" mc:Ignorable="w14 w15 w16se w16cid w16 w16cex w16sdtdh wp14">
+<w:numbering xmlns:wpc="http://schemas.microsoft.com/office/word/2010/wordprocessingCanvas" xmlns:cx="http://schemas.microsoft.com/office/drawing/2014/chartex" xmlns:cx1="http://schemas.microsoft.com/office/drawing/2015/9/8/chartex" xmlns:cx2="http://schemas.microsoft.com/office/drawing/2015/10/21/chartex" xmlns:cx3="http://schemas.microsoft.com/office/drawing/2016/5/9/chartex" xmlns:cx4="http://schemas.microsoft.com/office/drawing/2016/5/10/chartex" xmlns:cx5="http://schemas.microsoft.com/office/drawing/2016/5/11/chartex" xmlns:cx6="http://schemas.microsoft.com/office/drawing/2016/5/12/chartex" xmlns:cx7="http://schemas.microsoft.com/office/drawing/2016/5/13/chartex" xmlns:cx8="http://schemas.microsoft.com/office/drawing/2016/5/14/chartex" xmlns:mc="http://schemas.openxmlformats.org/markup-compatibility/2006" xmlns:aink="http://schemas.microsoft.com/office/drawing/2016/ink" xmlns:am3d="http://schemas.microsoft.com/office/drawing/2017/model3d" xmlns:o="urn:schemas-microsoft-com:office:office" xmlns:oel="http://schemas.microsoft.com/office/2019/extlst" xmlns:r="http://schemas.openxmlformats.org/officeDocument/2006/relationships" xmlns:m="http://schemas.openxmlformats.org/officeDocument/2006/math" xmlns:v="urn:schemas-microsoft-com:vml" xmlns:wp14="http://schemas.microsoft.com/office/word/2010/wordprocessingDrawing" xmlns:wp="http://schemas.openxmlformats.org/drawingml/2006/wordprocessingDrawing" xmlns:w10="urn:schemas-microsoft-com:office:word" xmlns:w="http://schemas.openxmlformats.org/wordprocessingml/2006/main" xmlns:w14="http://schemas.microsoft.com/office/word/2010/wordml" xmlns:w15="http://schemas.microsoft.com/office/word/2012/wordml" xmlns:w16cex="http://schemas.microsoft.com/office/word/2018/wordml/cex" xmlns:w16cid="http://schemas.microsoft.com/office/word/2016/wordml/cid" xmlns:w16="http://schemas.microsoft.com/office/word/2018/wordml" xmlns:w16du="http://schemas.microsoft.com/office/word/2023/wordml/word16du" xmlns:w16sdtdh="http://schemas.microsoft.com/office/word/2020/wordml/sdtdatahash" xmlns:w16sdtfl="http://schemas.microsoft.com/office/word/2024/wordml/sdtformatlock" xmlns:w16se="http://schemas.microsoft.com/office/word/2015/wordml/symex" xmlns:wpg="http://schemas.microsoft.com/office/word/2010/wordprocessingGroup" xmlns:wpi="http://schemas.microsoft.com/office/word/2010/wordprocessingInk" xmlns:wne="http://schemas.microsoft.com/office/word/2006/wordml" xmlns:wps="http://schemas.microsoft.com/office/word/2010/wordprocessingShape" mc:Ignorable="w14 w15 w16se w16cid w16 w16cex w16sdtdh w16sdtfl w16du wp14">
   <w:abstractNum w:abstractNumId="0" w15:restartNumberingAfterBreak="0">
     <w:nsid w:val="FFFFFF7C"/>
     <w:multiLevelType w:val="singleLevel"/>
@@ -964,7 +1243,7 @@
 </file>
 
 <file path=word/styles.xml><?xml version="1.0" encoding="utf-8"?>
-<w:styles xmlns:mc="http://schemas.openxmlformats.org/markup-compatibility/2006" xmlns:r="http://schemas.openxmlformats.org/officeDocument/2006/relationships" xmlns:w="http://schemas.openxmlformats.org/wordprocessingml/2006/main" xmlns:w14="http://schemas.microsoft.com/office/word/2010/wordml" xmlns:w15="http://schemas.microsoft.com/office/word/2012/wordml" xmlns:w16cex="http://schemas.microsoft.com/office/word/2018/wordml/cex" xmlns:w16cid="http://schemas.microsoft.com/office/word/2016/wordml/cid" xmlns:w16="http://schemas.microsoft.com/office/word/2018/wordml" xmlns:w16sdtdh="http://schemas.microsoft.com/office/word/2020/wordml/sdtdatahash" xmlns:w16se="http://schemas.microsoft.com/office/word/2015/wordml/symex" mc:Ignorable="w14 w15 w16se w16cid w16 w16cex w16sdtdh">
+<w:styles xmlns:mc="http://schemas.openxmlformats.org/markup-compatibility/2006" xmlns:r="http://schemas.openxmlformats.org/officeDocument/2006/relationships" xmlns:w="http://schemas.openxmlformats.org/wordprocessingml/2006/main" xmlns:w14="http://schemas.microsoft.com/office/word/2010/wordml" xmlns:w15="http://schemas.microsoft.com/office/word/2012/wordml" xmlns:w16cex="http://schemas.microsoft.com/office/word/2018/wordml/cex" xmlns:w16cid="http://schemas.microsoft.com/office/word/2016/wordml/cid" xmlns:w16="http://schemas.microsoft.com/office/word/2018/wordml" xmlns:w16du="http://schemas.microsoft.com/office/word/2023/wordml/word16du" xmlns:w16sdtdh="http://schemas.microsoft.com/office/word/2020/wordml/sdtdatahash" xmlns:w16sdtfl="http://schemas.microsoft.com/office/word/2024/wordml/sdtformatlock" xmlns:w16se="http://schemas.microsoft.com/office/word/2015/wordml/symex" mc:Ignorable="w14 w15 w16se w16cid w16 w16cex w16sdtdh w16sdtfl w16du">
   <w:docDefaults>
     <w:rPrDefault>
       <w:rPr>
@@ -1722,7 +2001,7 @@
     <w:link w:val="TitleChar"/>
     <w:uiPriority w:val="10"/>
     <w:qFormat/>
-    <w:rsid w:val="007106C8"/>
+    <w:rsid w:val="00E854FA"/>
     <w:pPr>
       <w:spacing w:after="300" w:line="240" w:lineRule="auto"/>
       <w:contextualSpacing/>
@@ -1732,7 +2011,7 @@
       <w:rFonts w:eastAsiaTheme="majorEastAsia" w:cstheme="majorBidi"/>
       <w:spacing w:val="5"/>
       <w:kern w:val="28"/>
-      <w:sz w:val="52"/>
+      <w:sz w:val="40"/>
       <w:szCs w:val="52"/>
       <w:lang w:val="sv-SE" w:eastAsia="en-US" w:bidi="ar-SA"/>
     </w:rPr>
@@ -1742,12 +2021,12 @@
     <w:basedOn w:val="DefaultParagraphFont"/>
     <w:link w:val="Title"/>
     <w:uiPriority w:val="10"/>
-    <w:rsid w:val="007106C8"/>
+    <w:rsid w:val="00E854FA"/>
     <w:rPr>
       <w:rFonts w:ascii="Times New Roman" w:eastAsiaTheme="majorEastAsia" w:hAnsi="Times New Roman" w:cstheme="majorBidi"/>
       <w:spacing w:val="5"/>
       <w:kern w:val="28"/>
-      <w:sz w:val="52"/>
+      <w:sz w:val="40"/>
       <w:szCs w:val="52"/>
       <w:lang w:val="sv-SE" w:eastAsia="en-US" w:bidi="ar-SA"/>
     </w:rPr>

--- a/klagomål/A 25671-2026 FSC-klagomål.docx
+++ b/klagomål/A 25671-2026 FSC-klagomål.docx
@@ -1023,7 +1023,7 @@
     <w:r>
       <w:tab/>
       <w:tab/>
-      <w:t>2026-06-18</w:t>
+      <w:t>2026-06-19</w:t>
       <w:br/>
       <w:br/>
     </w:r>

--- a/klagomål/A 25671-2026 FSC-klagomål.docx
+++ b/klagomål/A 25671-2026 FSC-klagomål.docx
@@ -1023,7 +1023,7 @@
     <w:r>
       <w:tab/>
       <w:tab/>
-      <w:t>2026-06-19</w:t>
+      <w:t>2026-06-20</w:t>
       <w:br/>
       <w:br/>
     </w:r>

--- a/klagomål/A 25671-2026 FSC-klagomål.docx
+++ b/klagomål/A 25671-2026 FSC-klagomål.docx
@@ -168,38 +168,7 @@
     </w:p>
     <w:p>
       <w:r>
-        <w:t>Detta dokument behandlar höga naturvärden i avverkningsanmälan A 25671-2026 i Södertälje kommun som inkom 2026-06-05 och omfattar 1,3 ha.</w:t>
-      </w:r>
-    </w:p>
-    <w:p>
-      <w:r>
-        <w:t>Nedan presenteras fynd av naturvårdsarter och fridlysta arter som gjorts i det avverkningsanmälda området, samt relevanta utdrag ur standarderna för FSC, Chain of Custody, Controlled Wood och PEFC. I BILAGA 1 finns artfakta om fridlysta arter.</w:t>
-      </w:r>
-    </w:p>
-    <w:p>
-      <w:r>
-        <w:t>Vi förväntar oss att ni återkommer med ett skriftligt svar på vårt klagomål och även beskriver vilka korrigerande åtgärder ni satt in för att rätta till identifierade brister i er efterlevnad av den svenska FSC standarden.</w:t>
-      </w:r>
-    </w:p>
-    <w:p>
-      <w:pPr>
-        <w:pStyle w:val="Heading1"/>
-      </w:pPr>
-      <w:r>
-        <w:t>Naturvårdsarter</w:t>
-      </w:r>
-    </w:p>
-    <w:p>
-      <w:r>
-        <w:t>I och inom 20 meter från avverkningsanmälan har följande 8 naturvårdsarter hittats: dvärgbägarlav (NT, T), fjällig taggsvamp s.str. (NT), vedskivlav (NT, T), vedtrappmossa (NT, T), blåsippa (T, §9), spillkråka (T, §4), tjäder (T, §4) och revlummer (§9). Av dessa är 4 rödlistade. För rödlistade arter har rödlistekategorin angivits inom parentes. Typiska arter inom Natura 2000 som är kopplade till skogsekosystem har markerats med (T). För fridlysta arter anges även paragrafen i Artskyddsförordningen som arten är fridlyst enligt.</w:t>
-      </w:r>
-    </w:p>
-    <w:p>
-      <w:r>
-        <w:t>De påträffade naturvårdsarterna är ett tydligt kvitto på att det rör sig om en skog med höga naturvärden.</w:t>
-      </w:r>
-      <w:r>
-        <w:t xml:space="preserve"> I Figur 1 visas fyndplatser för naturvårdsarter i området, som finns registrerade på Artportalen.</w:t>
+        <w:t>Detta klagomål behandlar höga naturvärden i avverkningsanmälan A 25671-2026 i Södertälje kommun som inkom 2026-06-05 och omfattar 1,3 ha.</w:t>
       </w:r>
     </w:p>
     <w:p>
@@ -247,34 +216,106 @@
         <w:spacing w:after="240"/>
       </w:pPr>
       <w:r>
-        <w:t>Figur 1. Fyndplatser för naturvårdsarter i och inom 20 meter från avverkningsanmälan (röd linje). Markörer utan svart kant är placerade på fyndplatsen. Markörer med svart kant är placerade vid sidan av fyndplatsen och har ett svart streck som visar fyndplatsens exakta position. Kartans mittpunktskoordinat är N 6554174, E 636924 i SWEREF 99 TM.</w:t>
+        <w:t>Figur 1. Fyndplatser för naturvårdsarter i och inom 20 meter från avverkningsanmälan. Markörer utan svart kant är placerade på fyndplatsen. Markörer med svart kant är placerade vid sidan av fyndplatsen har ett svart streck som visar fyndplatsens exakta position. Kartans mittpunktskoordinat är N 6554174, E 636924 i SWEREF 99 TM.</w:t>
+      </w:r>
+    </w:p>
+    <w:p>
+      <w:r>
+        <w:t>I och inom 20 meter från avverkningsanmälan finns fynd av 8 naturvårdsarter, varav 4 är rödlistade, 4 är fridlysta och 6 är typiska (T): dvärgbägarlav (NT, T), fjällig taggsvamp s.str. (NT), vedskivlav (NT, T), vedtrappmossa (NT, T), blåsippa (T, §9), spillkråka (T, §4), tjäder (T, §4) och revlummer (§9). Se Figur 1.</w:t>
+      </w:r>
+    </w:p>
+    <w:p>
+      <w:r>
+        <w:t>Nedan presenteras relevanta utdrag ur standarderna för FSC, Chain of Custody, Controlled Wood och PEFC.</w:t>
+      </w:r>
+    </w:p>
+    <w:p>
+      <w:r>
+        <w:t>Vi förväntar oss att ni återkommer med ett skriftligt svar på vårt klagomål och även beskriver vilka korrigerande åtgärder ni satt in för att rätta till identifierade brister i er efterlevnad av den svenska FSC standarden.</w:t>
       </w:r>
     </w:p>
     <w:p>
       <w:pPr>
-        <w:pStyle w:val="Heading2"/>
+        <w:pStyle w:val="Heading1"/>
       </w:pPr>
       <w:r>
-        <w:t>Fridlysta arter</w:t>
+        <w:t>Naturvårdsarter och fridlysta arter</w:t>
       </w:r>
     </w:p>
     <w:p>
       <w:r>
-        <w:t>Följande fridlysta arter har sina livsmiljöer och växtplatser i den avverkningsanmälda skogen: blåsippa (T, §9), spillkråka (T, §4), tjäder (T, §4) och revlummer (§9).</w:t>
+        <w:t>Nedan följer beskrivningar av de naturvårdsarter och fridlysta arter som har sina livsmiljöer och växtplatser i den avverkningsanmälda skogen. Se även ytterligare artfakta i BILAGA 1. De påträffade naturvårdsarterna är ett tydligt kvitto på att det rör sig om en skog med höga naturvärden.</w:t>
       </w:r>
     </w:p>
     <w:p>
-      <w:r>
-        <w:t xml:space="preserve">Observera att medlemsländerna är skyldiga att agera i enlighet med EU:s fågeldirektiv där det uttryckligen står att direktivet gäller för fåglar samt för deras ägg, bon och </w:t>
-      </w:r>
       <w:r>
         <w:rPr>
           <w:b/>
         </w:rPr>
-        <w:t xml:space="preserve">livsmiljöer </w:t>
-      </w:r>
-      <w:r>
-        <w:t>(artikel 1). Vidare att de åtgärder som vidtas inte får leda till en försämring av den nuvarande situationen beträffande bevarandet av de fågelarter som avses i artikel 1 (artikel 13). Fågeldirektivet är styrande för tillsynsansvariga myndigheters ärendehantering, ställningstaganden och beslutsfattande.</w:t>
+        <w:t>Dvärgbägarlav (NT)</w:t>
+      </w:r>
+      <w:r>
+        <w:t xml:space="preserve"> förekommer över hela Sverige på gammal hård ved, huvudsakligen på tall men i södra Sverige även på ek. Veden utgörs framförallt av grova stubbar, lågor och grenar. Substratet har blivit sällsyntare och nybildning av substrat sker bara i begränsad omfattning. Arten hotas av att grova lågor blir allt sällsyntare i dagens kulturskogar samt att nybildningen av lämpliga substrat går mycket långsamt. En riklig tillgång på gamla tall- eller eklågor måste säkerställas på artens lokaler. Dvärgbägarlav är typisk art för </w:t>
+      </w:r>
+      <w:r>
+        <w:rPr>
+          <w:i/>
+        </w:rPr>
+        <w:t>9010 Taiga</w:t>
+      </w:r>
+      <w:r>
+        <w:t xml:space="preserve"> (SLU Artdatabanken, 2024; Nitare &amp; Skogsstyrelsen, 2019).</w:t>
+      </w:r>
+    </w:p>
+    <w:p>
+      <w:r>
+        <w:rPr>
+          <w:b/>
+        </w:rPr>
+        <w:t>Fjällig taggsvamp s.str. (NT)</w:t>
+      </w:r>
+      <w:r>
+        <w:t xml:space="preserve"> bildar mykorrhiza med gran i granskog och barrblandskog, främst på frisk näringsrik mark i äldre skog med lång trädkontinuitet. Den totala populationen i landet har minskat och bedöms fortsätta minska till följd av avverkning av äldre barrskogar. Minskningstakten för den svenska populationen bedöms vara nära gränsvärdet för sårbar (VU) (SLU Artdatabanken, 2026).</w:t>
+      </w:r>
+    </w:p>
+    <w:p>
+      <w:r>
+        <w:rPr>
+          <w:b/>
+        </w:rPr>
+        <w:t>Vedskivlav (NT)</w:t>
+      </w:r>
+      <w:r>
+        <w:t xml:space="preserve"> växer på gammal, torr, exponerad, hård kärnved av framförallt tall i naturskogsartade bestånd. Avverkning av tallskog av naturskogskaraktär med spår av återkommande bränder är ett hot. Mängden lämplig ved att växa på för vedskivlav minskar, dels på grund av naturlig nedbrytning men framförallt på grund av att de förstörs i samband med slutavverkningar, gallringar och markberedning. Tall- och blandbarrskogar av naturskogskaraktär med spår av återkommande bränder bör skyddas. Vedskivlav är typisk art för </w:t>
+      </w:r>
+      <w:r>
+        <w:rPr>
+          <w:i/>
+        </w:rPr>
+        <w:t>9010 Taiga</w:t>
+      </w:r>
+      <w:r>
+        <w:t xml:space="preserve"> (SLU Artdatabanken, 2024).</w:t>
+      </w:r>
+    </w:p>
+    <w:p>
+      <w:r>
+        <w:rPr>
+          <w:b/>
+        </w:rPr>
+        <w:t xml:space="preserve">Vedtrappmossa (NT) </w:t>
+      </w:r>
+      <w:r>
+        <w:t xml:space="preserve">växer på död ved, främst i gammal granskog. Den förekommer knappast alls i fjällnära barrskogar utan finns i skogslandskapet nedom fjällen och framför allt i landets södra delar är den en mycket bra signalart för barrnaturskog med höga naturvärden. Skogsavverkning och brist på grov död ved i skogen är de allvarligaste hoten och den överlever inte kalhyggesbruk. Lokaler med sluten granskog, tillräckligt stora för att säkerställa ett kontinuerligt tillskott på grova lågor, bör undantas från storskaligt skogsbruk. Vedtrappmossa är typisk art för </w:t>
+      </w:r>
+      <w:r>
+        <w:rPr>
+          <w:i/>
+        </w:rPr>
+        <w:t>9010 Taiga</w:t>
+      </w:r>
+      <w:r>
+        <w:t xml:space="preserve"> (SLU Artdatabanken, 2024).</w:t>
       </w:r>
     </w:p>
     <w:p>
@@ -362,90 +403,6 @@
       </w:r>
       <w:r>
         <w:t>. Tjädern är en utpräglad skogsfågel knuten till större sammanhängande barrskogsområden. Tupparna och hönorna utnyttjar till viss del olika miljöer, och habitatvalet varierar dessutom mellan olika delar av året. För att det ska finnas livskraftiga tjäderbestånd krävs funktionella skogslandskap med en blandning av uppvuxen, gles och luckig skog, täta sumpskogar, myrar och andra små våtmarker. Arten försvinner när skogen fragmenteras och den sammanlagda arealen hyggen och andra öppna områden blir för stor. Ett småskaligt och försiktigt virkesuttag genom hyggesfria metoder kan i vissa fall vara möjligt i området inom 200 m från lekcentrum. Längre ut från lekcentrum, inom 200–500 m bör den avverkade ytan inte överskrida 1 hektar för att undvika alltför stora och snabba förändringar (Skogsstyrelsen, 2019; SLU Artdatabanken, 2024).</w:t>
-      </w:r>
-    </w:p>
-    <w:p>
-      <w:r>
-        <w:t>I BILAGA 1 finns mer detaljerad information om ekologi samt krav på livsmiljö hos fridlysta arter.</w:t>
-      </w:r>
-    </w:p>
-    <w:p>
-      <w:pPr>
-        <w:pStyle w:val="Heading2"/>
-      </w:pPr>
-      <w:r>
-        <w:t>Övriga naturvårdsarter</w:t>
-      </w:r>
-    </w:p>
-    <w:p>
-      <w:r>
-        <w:rPr>
-          <w:b/>
-        </w:rPr>
-        <w:t>Dvärgbägarlav (NT)</w:t>
-      </w:r>
-      <w:r>
-        <w:t xml:space="preserve"> förekommer över hela Sverige på gammal hård ved, huvudsakligen på tall men i södra Sverige även på ek. Veden utgörs framförallt av grova stubbar, lågor och grenar. Substratet har blivit sällsyntare och nybildning av substrat sker bara i begränsad omfattning. Arten hotas av att grova lågor blir allt sällsyntare i dagens kulturskogar samt att nybildningen av lämpliga substrat går mycket långsamt. En riklig tillgång på gamla tall- eller eklågor måste säkerställas på artens lokaler. Dvärgbägarlav är typisk art för </w:t>
-      </w:r>
-      <w:r>
-        <w:rPr>
-          <w:i/>
-        </w:rPr>
-        <w:t>9010 Taiga</w:t>
-      </w:r>
-      <w:r>
-        <w:t xml:space="preserve"> (SLU Artdatabanken, 2024; Nitare &amp; Skogsstyrelsen, 2019).</w:t>
-      </w:r>
-    </w:p>
-    <w:p>
-      <w:r>
-        <w:rPr>
-          <w:b/>
-        </w:rPr>
-        <w:t>Fjällig taggsvamp s.str. (NT)</w:t>
-      </w:r>
-      <w:r>
-        <w:t xml:space="preserve"> bildar mykorrhiza med gran i granskog och barrblandskog, främst på frisk näringsrik mark i äldre skog med lång trädkontinuitet. Den totala populationen i landet har minskat och bedöms fortsätta minska till följd av avverkning av äldre barrskogar. Minskningstakten för den svenska populationen bedöms vara nära gränsvärdet för sårbar (VU) (SLU Artdatabanken, 2026).</w:t>
-      </w:r>
-    </w:p>
-    <w:p>
-      <w:r>
-        <w:rPr>
-          <w:b/>
-        </w:rPr>
-        <w:t>Vedskivlav (NT)</w:t>
-      </w:r>
-      <w:r>
-        <w:t xml:space="preserve"> växer på gammal, torr, exponerad, hård kärnved av framförallt tall i naturskogsartade bestånd. Avverkning av tallskog av naturskogskaraktär med spår av återkommande bränder är ett hot. Mängden lämplig ved att växa på för vedskivlav minskar, dels på grund av naturlig nedbrytning men framförallt på grund av att de förstörs i samband med slutavverkningar, gallringar och markberedning. Tall- och blandbarrskogar av naturskogskaraktär med spår av återkommande bränder bör skyddas. Vedskivlav är typisk art för </w:t>
-      </w:r>
-      <w:r>
-        <w:rPr>
-          <w:i/>
-        </w:rPr>
-        <w:t>9010 Taiga</w:t>
-      </w:r>
-      <w:r>
-        <w:t xml:space="preserve"> (SLU Artdatabanken, 2024).</w:t>
-      </w:r>
-    </w:p>
-    <w:p>
-      <w:r>
-        <w:rPr>
-          <w:b/>
-        </w:rPr>
-        <w:t xml:space="preserve">Vedtrappmossa (NT) </w:t>
-      </w:r>
-      <w:r>
-        <w:t xml:space="preserve">växer på död ved, främst i gammal granskog. Den förekommer knappast alls i fjällnära barrskogar utan finns i skogslandskapet nedom fjällen och framför allt i landets södra delar är den en mycket bra signalart för barrnaturskog med höga naturvärden. Skogsavverkning och brist på grov död ved i skogen är de allvarligaste hoten och den överlever inte kalhyggesbruk. Lokaler med sluten granskog, tillräckligt stora för att säkerställa ett kontinuerligt tillskott på grova lågor, bör undantas från storskaligt skogsbruk. Vedtrappmossa är typisk art för </w:t>
-      </w:r>
-      <w:r>
-        <w:rPr>
-          <w:i/>
-        </w:rPr>
-        <w:t>9010 Taiga</w:t>
-      </w:r>
-      <w:r>
-        <w:t xml:space="preserve"> (SLU Artdatabanken, 2024).</w:t>
       </w:r>
     </w:p>
     <w:p>
@@ -1023,7 +980,7 @@
     <w:r>
       <w:tab/>
       <w:tab/>
-      <w:t>2026-06-20</w:t>
+      <w:t>2026-06-21</w:t>
       <w:br/>
       <w:br/>
     </w:r>

--- a/klagomål/A 25671-2026 FSC-klagomål.docx
+++ b/klagomål/A 25671-2026 FSC-klagomål.docx
@@ -980,7 +980,7 @@
     <w:r>
       <w:tab/>
       <w:tab/>
-      <w:t>2026-06-21</w:t>
+      <w:t>2026-06-22</w:t>
       <w:br/>
       <w:br/>
     </w:r>

--- a/klagomål/A 25671-2026 FSC-klagomål.docx
+++ b/klagomål/A 25671-2026 FSC-klagomål.docx
@@ -980,7 +980,7 @@
     <w:r>
       <w:tab/>
       <w:tab/>
-      <w:t>2026-06-22</w:t>
+      <w:t>2026-06-23</w:t>
       <w:br/>
       <w:br/>
     </w:r>

--- a/klagomål/A 25671-2026 FSC-klagomål.docx
+++ b/klagomål/A 25671-2026 FSC-klagomål.docx
@@ -980,7 +980,7 @@
     <w:r>
       <w:tab/>
       <w:tab/>
-      <w:t>2026-06-23</w:t>
+      <w:t>2026-06-24</w:t>
       <w:br/>
       <w:br/>
     </w:r>

--- a/klagomål/A 25671-2026 FSC-klagomål.docx
+++ b/klagomål/A 25671-2026 FSC-klagomål.docx
@@ -980,7 +980,7 @@
     <w:r>
       <w:tab/>
       <w:tab/>
-      <w:t>2026-06-24</w:t>
+      <w:t>2026-06-25</w:t>
       <w:br/>
       <w:br/>
     </w:r>

--- a/klagomål/A 25671-2026 FSC-klagomål.docx
+++ b/klagomål/A 25671-2026 FSC-klagomål.docx
@@ -980,7 +980,7 @@
     <w:r>
       <w:tab/>
       <w:tab/>
-      <w:t>2026-06-25</w:t>
+      <w:t>2026-06-26</w:t>
       <w:br/>
       <w:br/>
     </w:r>

--- a/klagomål/A 25671-2026 FSC-klagomål.docx
+++ b/klagomål/A 25671-2026 FSC-klagomål.docx
@@ -980,7 +980,7 @@
     <w:r>
       <w:tab/>
       <w:tab/>
-      <w:t>2026-06-26</w:t>
+      <w:t>2026-06-27</w:t>
       <w:br/>
       <w:br/>
     </w:r>

--- a/klagomål/A 25671-2026 FSC-klagomål.docx
+++ b/klagomål/A 25671-2026 FSC-klagomål.docx
@@ -980,7 +980,7 @@
     <w:r>
       <w:tab/>
       <w:tab/>
-      <w:t>2026-06-27</w:t>
+      <w:t>2026-06-28</w:t>
       <w:br/>
       <w:br/>
     </w:r>

--- a/klagomål/A 25671-2026 FSC-klagomål.docx
+++ b/klagomål/A 25671-2026 FSC-klagomål.docx
@@ -980,7 +980,7 @@
     <w:r>
       <w:tab/>
       <w:tab/>
-      <w:t>2026-06-28</w:t>
+      <w:t>2026-06-29</w:t>
       <w:br/>
       <w:br/>
     </w:r>

--- a/klagomål/A 25671-2026 FSC-klagomål.docx
+++ b/klagomål/A 25671-2026 FSC-klagomål.docx
@@ -980,7 +980,7 @@
     <w:r>
       <w:tab/>
       <w:tab/>
-      <w:t>2026-06-29</w:t>
+      <w:t>2026-06-30</w:t>
       <w:br/>
       <w:br/>
     </w:r>

--- a/klagomål/A 25671-2026 FSC-klagomål.docx
+++ b/klagomål/A 25671-2026 FSC-klagomål.docx
@@ -980,7 +980,7 @@
     <w:r>
       <w:tab/>
       <w:tab/>
-      <w:t>2026-06-30</w:t>
+      <w:t>2026-07-01</w:t>
       <w:br/>
       <w:br/>
     </w:r>

--- a/klagomål/A 25671-2026 FSC-klagomål.docx
+++ b/klagomål/A 25671-2026 FSC-klagomål.docx
@@ -980,7 +980,7 @@
     <w:r>
       <w:tab/>
       <w:tab/>
-      <w:t>2026-07-01</w:t>
+      <w:t>2026-07-02</w:t>
       <w:br/>
       <w:br/>
     </w:r>

--- a/klagomål/A 25671-2026 FSC-klagomål.docx
+++ b/klagomål/A 25671-2026 FSC-klagomål.docx
@@ -980,7 +980,7 @@
     <w:r>
       <w:tab/>
       <w:tab/>
-      <w:t>2026-07-13</w:t>
+      <w:t>2026-07-14</w:t>
       <w:br/>
       <w:br/>
     </w:r>

--- a/klagomål/A 25671-2026 FSC-klagomål.docx
+++ b/klagomål/A 25671-2026 FSC-klagomål.docx
@@ -980,7 +980,7 @@
     <w:r>
       <w:tab/>
       <w:tab/>
-      <w:t>2026-07-14</w:t>
+      <w:t>2026-07-15</w:t>
       <w:br/>
       <w:br/>
     </w:r>

--- a/klagomål/A 25671-2026 FSC-klagomål.docx
+++ b/klagomål/A 25671-2026 FSC-klagomål.docx
@@ -980,7 +980,7 @@
     <w:r>
       <w:tab/>
       <w:tab/>
-      <w:t>2026-07-15</w:t>
+      <w:t>2026-07-16</w:t>
       <w:br/>
       <w:br/>
     </w:r>

--- a/klagomål/A 25671-2026 FSC-klagomål.docx
+++ b/klagomål/A 25671-2026 FSC-klagomål.docx
@@ -980,7 +980,7 @@
     <w:r>
       <w:tab/>
       <w:tab/>
-      <w:t>2026-07-16</w:t>
+      <w:t>2026-07-17</w:t>
       <w:br/>
       <w:br/>
     </w:r>

--- a/klagomål/A 25671-2026 FSC-klagomål.docx
+++ b/klagomål/A 25671-2026 FSC-klagomål.docx
@@ -980,7 +980,7 @@
     <w:r>
       <w:tab/>
       <w:tab/>
-      <w:t>2026-07-17</w:t>
+      <w:t>2026-07-18</w:t>
       <w:br/>
       <w:br/>
     </w:r>

--- a/klagomål/A 25671-2026 FSC-klagomål.docx
+++ b/klagomål/A 25671-2026 FSC-klagomål.docx
@@ -980,7 +980,7 @@
     <w:r>
       <w:tab/>
       <w:tab/>
-      <w:t>2026-07-18</w:t>
+      <w:t>2026-07-19</w:t>
       <w:br/>
       <w:br/>
     </w:r>

--- a/klagomål/A 25671-2026 FSC-klagomål.docx
+++ b/klagomål/A 25671-2026 FSC-klagomål.docx
@@ -980,7 +980,7 @@
     <w:r>
       <w:tab/>
       <w:tab/>
-      <w:t>2026-07-19</w:t>
+      <w:t>2026-07-20</w:t>
       <w:br/>
       <w:br/>
     </w:r>

--- a/klagomål/A 25671-2026 FSC-klagomål.docx
+++ b/klagomål/A 25671-2026 FSC-klagomål.docx
@@ -980,7 +980,7 @@
     <w:r>
       <w:tab/>
       <w:tab/>
-      <w:t>2026-07-20</w:t>
+      <w:t>2026-07-21</w:t>
       <w:br/>
       <w:br/>
     </w:r>

--- a/klagomål/A 25671-2026 FSC-klagomål.docx
+++ b/klagomål/A 25671-2026 FSC-klagomål.docx
@@ -980,7 +980,7 @@
     <w:r>
       <w:tab/>
       <w:tab/>
-      <w:t>2026-07-21</w:t>
+      <w:t>2026-07-22</w:t>
       <w:br/>
       <w:br/>
     </w:r>

--- a/klagomål/A 25671-2026 FSC-klagomål.docx
+++ b/klagomål/A 25671-2026 FSC-klagomål.docx
@@ -980,7 +980,7 @@
     <w:r>
       <w:tab/>
       <w:tab/>
-      <w:t>2026-07-22</w:t>
+      <w:t>2026-07-23</w:t>
       <w:br/>
       <w:br/>
     </w:r>

--- a/klagomål/A 25671-2026 FSC-klagomål.docx
+++ b/klagomål/A 25671-2026 FSC-klagomål.docx
@@ -980,7 +980,7 @@
     <w:r>
       <w:tab/>
       <w:tab/>
-      <w:t>2026-07-23</w:t>
+      <w:t>2026-07-24</w:t>
       <w:br/>
       <w:br/>
     </w:r>

--- a/klagomål/A 25671-2026 FSC-klagomål.docx
+++ b/klagomål/A 25671-2026 FSC-klagomål.docx
@@ -980,7 +980,7 @@
     <w:r>
       <w:tab/>
       <w:tab/>
-      <w:t>2026-07-24</w:t>
+      <w:t>2026-07-25</w:t>
       <w:br/>
       <w:br/>
     </w:r>

--- a/klagomål/A 25671-2026 FSC-klagomål.docx
+++ b/klagomål/A 25671-2026 FSC-klagomål.docx
@@ -980,7 +980,7 @@
     <w:r>
       <w:tab/>
       <w:tab/>
-      <w:t>2026-07-25</w:t>
+      <w:t>2026-07-26</w:t>
       <w:br/>
       <w:br/>
     </w:r>

--- a/klagomål/A 25671-2026 FSC-klagomål.docx
+++ b/klagomål/A 25671-2026 FSC-klagomål.docx
@@ -980,7 +980,7 @@
     <w:r>
       <w:tab/>
       <w:tab/>
-      <w:t>2026-07-26</w:t>
+      <w:t>2026-07-27</w:t>
       <w:br/>
       <w:br/>
     </w:r>

--- a/klagomål/A 25671-2026 FSC-klagomål.docx
+++ b/klagomål/A 25671-2026 FSC-klagomål.docx
@@ -980,7 +980,7 @@
     <w:r>
       <w:tab/>
       <w:tab/>
-      <w:t>2026-07-27</w:t>
+      <w:t>2026-07-28</w:t>
       <w:br/>
       <w:br/>
     </w:r>

--- a/klagomål/A 25671-2026 FSC-klagomål.docx
+++ b/klagomål/A 25671-2026 FSC-klagomål.docx
@@ -980,7 +980,7 @@
     <w:r>
       <w:tab/>
       <w:tab/>
-      <w:t>2026-07-28</w:t>
+      <w:t>2026-07-29</w:t>
       <w:br/>
       <w:br/>
     </w:r>

--- a/klagomål/A 25671-2026 FSC-klagomål.docx
+++ b/klagomål/A 25671-2026 FSC-klagomål.docx
@@ -980,7 +980,7 @@
     <w:r>
       <w:tab/>
       <w:tab/>
-      <w:t>2026-07-29</w:t>
+      <w:t>2026-07-30</w:t>
       <w:br/>
       <w:br/>
     </w:r>

--- a/klagomål/A 25671-2026 FSC-klagomål.docx
+++ b/klagomål/A 25671-2026 FSC-klagomål.docx
@@ -980,7 +980,7 @@
     <w:r>
       <w:tab/>
       <w:tab/>
-      <w:t>2026-07-30</w:t>
+      <w:t>2026-07-31</w:t>
       <w:br/>
       <w:br/>
     </w:r>

--- a/klagomål/A 25671-2026 FSC-klagomål.docx
+++ b/klagomål/A 25671-2026 FSC-klagomål.docx
@@ -980,7 +980,7 @@
     <w:r>
       <w:tab/>
       <w:tab/>
-      <w:t>2026-07-31</w:t>
+      <w:t>2026-08-01</w:t>
       <w:br/>
       <w:br/>
     </w:r>

--- a/klagomål/A 25671-2026 FSC-klagomål.docx
+++ b/klagomål/A 25671-2026 FSC-klagomål.docx
@@ -980,7 +980,7 @@
     <w:r>
       <w:tab/>
       <w:tab/>
-      <w:t>2026-08-01</w:t>
+      <w:t>2026-08-02</w:t>
       <w:br/>
       <w:br/>
     </w:r>

--- a/klagomål/A 25671-2026 FSC-klagomål.docx
+++ b/klagomål/A 25671-2026 FSC-klagomål.docx
@@ -980,7 +980,7 @@
     <w:r>
       <w:tab/>
       <w:tab/>
-      <w:t>2026-08-02</w:t>
+      <w:t>2026-08-03</w:t>
       <w:br/>
       <w:br/>
     </w:r>

--- a/klagomål/A 25671-2026 FSC-klagomål.docx
+++ b/klagomål/A 25671-2026 FSC-klagomål.docx
@@ -980,7 +980,7 @@
     <w:r>
       <w:tab/>
       <w:tab/>
-      <w:t>2026-08-03</w:t>
+      <w:t>2026-08-05</w:t>
       <w:br/>
       <w:br/>
     </w:r>

--- a/klagomål/A 25671-2026 FSC-klagomål.docx
+++ b/klagomål/A 25671-2026 FSC-klagomål.docx
@@ -980,7 +980,7 @@
     <w:r>
       <w:tab/>
       <w:tab/>
-      <w:t>2026-08-05</w:t>
+      <w:t>2026-08-07</w:t>
       <w:br/>
       <w:br/>
     </w:r>

--- a/klagomål/A 25671-2026 FSC-klagomål.docx
+++ b/klagomål/A 25671-2026 FSC-klagomål.docx
@@ -980,7 +980,7 @@
     <w:r>
       <w:tab/>
       <w:tab/>
-      <w:t>2026-08-07</w:t>
+      <w:t>2026-08-08</w:t>
       <w:br/>
       <w:br/>
     </w:r>

--- a/klagomål/A 25671-2026 FSC-klagomål.docx
+++ b/klagomål/A 25671-2026 FSC-klagomål.docx
@@ -216,7 +216,7 @@
         <w:spacing w:after="240"/>
       </w:pPr>
       <w:r>
-        <w:t>Figur 1. Fyndplatser för naturvårdsarter i och inom 20 meter från avverkningsanmälan. Markörer utan svart kant är placerade på fyndplatsen. Markörer med svart kant är placerade vid sidan av fyndplatsen har ett svart streck som visar fyndplatsens exakta position. Kartans mittpunktskoordinat är N 6554174, E 636924 i SWEREF 99 TM.</w:t>
+        <w:t>Figur 1. Fyndplatser för naturvårdsarter i och inom 20 meter från avverkningsanmälan. Markörer utan svart kant är placerade på fyndplatsen. Markörer med svart kant är placerade vid sidan av fyndplatsen och har ett svart streck som visar fyndplatsens exakta position. Kartans mittpunktskoordinat är N 6554174, E 636924 i SWEREF 99 TM.</w:t>
       </w:r>
     </w:p>
     <w:p>
@@ -980,7 +980,7 @@
     <w:r>
       <w:tab/>
       <w:tab/>
-      <w:t>2026-08-14</w:t>
+      <w:t>2026-08-15</w:t>
       <w:br/>
       <w:br/>
     </w:r>

--- a/klagomål/A 25671-2026 FSC-klagomål.docx
+++ b/klagomål/A 25671-2026 FSC-klagomål.docx
@@ -980,7 +980,7 @@
     <w:r>
       <w:tab/>
       <w:tab/>
-      <w:t>2026-08-15</w:t>
+      <w:t>2026-08-16</w:t>
       <w:br/>
       <w:br/>
     </w:r>

--- a/klagomål/A 25671-2026 FSC-klagomål.docx
+++ b/klagomål/A 25671-2026 FSC-klagomål.docx
@@ -980,7 +980,7 @@
     <w:r>
       <w:tab/>
       <w:tab/>
-      <w:t>2026-08-16</w:t>
+      <w:t>2026-08-17</w:t>
       <w:br/>
       <w:br/>
     </w:r>

--- a/klagomål/A 25671-2026 FSC-klagomål.docx
+++ b/klagomål/A 25671-2026 FSC-klagomål.docx
@@ -980,7 +980,7 @@
     <w:r>
       <w:tab/>
       <w:tab/>
-      <w:t>2026-08-17</w:t>
+      <w:t>2026-08-18</w:t>
       <w:br/>
       <w:br/>
     </w:r>

--- a/klagomål/A 25671-2026 FSC-klagomål.docx
+++ b/klagomål/A 25671-2026 FSC-klagomål.docx
@@ -980,7 +980,7 @@
     <w:r>
       <w:tab/>
       <w:tab/>
-      <w:t>2026-08-18</w:t>
+      <w:t>2026-08-19</w:t>
       <w:br/>
       <w:br/>
     </w:r>

--- a/klagomål/A 25671-2026 FSC-klagomål.docx
+++ b/klagomål/A 25671-2026 FSC-klagomål.docx
@@ -980,7 +980,7 @@
     <w:r>
       <w:tab/>
       <w:tab/>
-      <w:t>2026-08-19</w:t>
+      <w:t>2026-08-20</w:t>
       <w:br/>
       <w:br/>
     </w:r>

--- a/klagomål/A 25671-2026 FSC-klagomål.docx
+++ b/klagomål/A 25671-2026 FSC-klagomål.docx
@@ -980,7 +980,7 @@
     <w:r>
       <w:tab/>
       <w:tab/>
-      <w:t>2026-08-20</w:t>
+      <w:t>2026-08-21</w:t>
       <w:br/>
       <w:br/>
     </w:r>

--- a/klagomål/A 25671-2026 FSC-klagomål.docx
+++ b/klagomål/A 25671-2026 FSC-klagomål.docx
@@ -980,7 +980,7 @@
     <w:r>
       <w:tab/>
       <w:tab/>
-      <w:t>2026-08-21</w:t>
+      <w:t>2026-08-22</w:t>
       <w:br/>
       <w:br/>
     </w:r>

--- a/klagomål/A 25671-2026 FSC-klagomål.docx
+++ b/klagomål/A 25671-2026 FSC-klagomål.docx
@@ -980,7 +980,7 @@
     <w:r>
       <w:tab/>
       <w:tab/>
-      <w:t>2026-08-22</w:t>
+      <w:t>2026-08-23</w:t>
       <w:br/>
       <w:br/>
     </w:r>

--- a/klagomål/A 25671-2026 FSC-klagomål.docx
+++ b/klagomål/A 25671-2026 FSC-klagomål.docx
@@ -980,7 +980,7 @@
     <w:r>
       <w:tab/>
       <w:tab/>
-      <w:t>2026-08-23</w:t>
+      <w:t>2026-08-24</w:t>
       <w:br/>
       <w:br/>
     </w:r>

--- a/klagomål/A 25671-2026 FSC-klagomål.docx
+++ b/klagomål/A 25671-2026 FSC-klagomål.docx
@@ -980,7 +980,7 @@
     <w:r>
       <w:tab/>
       <w:tab/>
-      <w:t>2026-08-24</w:t>
+      <w:t>2026-08-25</w:t>
       <w:br/>
       <w:br/>
     </w:r>

--- a/klagomål/A 25671-2026 FSC-klagomål.docx
+++ b/klagomål/A 25671-2026 FSC-klagomål.docx
@@ -980,7 +980,7 @@
     <w:r>
       <w:tab/>
       <w:tab/>
-      <w:t>2026-08-25</w:t>
+      <w:t>2026-08-26</w:t>
       <w:br/>
       <w:br/>
     </w:r>

--- a/klagomål/A 25671-2026 FSC-klagomål.docx
+++ b/klagomål/A 25671-2026 FSC-klagomål.docx
@@ -980,7 +980,7 @@
     <w:r>
       <w:tab/>
       <w:tab/>
-      <w:t>2026-08-26</w:t>
+      <w:t>2026-08-27</w:t>
       <w:br/>
       <w:br/>
     </w:r>

--- a/klagomål/A 25671-2026 FSC-klagomål.docx
+++ b/klagomål/A 25671-2026 FSC-klagomål.docx
@@ -980,7 +980,7 @@
     <w:r>
       <w:tab/>
       <w:tab/>
-      <w:t>2026-08-27</w:t>
+      <w:t>2026-08-28</w:t>
       <w:br/>
       <w:br/>
     </w:r>

--- a/klagomål/A 25671-2026 FSC-klagomål.docx
+++ b/klagomål/A 25671-2026 FSC-klagomål.docx
@@ -980,7 +980,7 @@
     <w:r>
       <w:tab/>
       <w:tab/>
-      <w:t>2026-08-28</w:t>
+      <w:t>2026-08-29</w:t>
       <w:br/>
       <w:br/>
     </w:r>

--- a/klagomål/A 25671-2026 FSC-klagomål.docx
+++ b/klagomål/A 25671-2026 FSC-klagomål.docx
@@ -980,7 +980,7 @@
     <w:r>
       <w:tab/>
       <w:tab/>
-      <w:t>2026-08-29</w:t>
+      <w:t>2026-08-31</w:t>
       <w:br/>
       <w:br/>
     </w:r>

--- a/klagomål/A 25671-2026 FSC-klagomål.docx
+++ b/klagomål/A 25671-2026 FSC-klagomål.docx
@@ -980,7 +980,7 @@
     <w:r>
       <w:tab/>
       <w:tab/>
-      <w:t>2026-08-31</w:t>
+      <w:t>2026-09-01</w:t>
       <w:br/>
       <w:br/>
     </w:r>

--- a/klagomål/A 25671-2026 FSC-klagomål.docx
+++ b/klagomål/A 25671-2026 FSC-klagomål.docx
@@ -980,7 +980,7 @@
     <w:r>
       <w:tab/>
       <w:tab/>
-      <w:t>2026-09-01</w:t>
+      <w:t>2026-09-02</w:t>
       <w:br/>
       <w:br/>
     </w:r>

--- a/klagomål/A 25671-2026 FSC-klagomål.docx
+++ b/klagomål/A 25671-2026 FSC-klagomål.docx
@@ -980,7 +980,7 @@
     <w:r>
       <w:tab/>
       <w:tab/>
-      <w:t>2026-09-02</w:t>
+      <w:t>2026-09-03</w:t>
       <w:br/>
       <w:br/>
     </w:r>

--- a/klagomål/A 25671-2026 FSC-klagomål.docx
+++ b/klagomål/A 25671-2026 FSC-klagomål.docx
@@ -980,7 +980,7 @@
     <w:r>
       <w:tab/>
       <w:tab/>
-      <w:t>2026-09-03</w:t>
+      <w:t>2026-09-04</w:t>
       <w:br/>
       <w:br/>
     </w:r>

--- a/klagomål/A 25671-2026 FSC-klagomål.docx
+++ b/klagomål/A 25671-2026 FSC-klagomål.docx
@@ -980,7 +980,7 @@
     <w:r>
       <w:tab/>
       <w:tab/>
-      <w:t>2026-09-04</w:t>
+      <w:t>2026-09-05</w:t>
       <w:br/>
       <w:br/>
     </w:r>

--- a/klagomål/A 25671-2026 FSC-klagomål.docx
+++ b/klagomål/A 25671-2026 FSC-klagomål.docx
@@ -980,7 +980,7 @@
     <w:r>
       <w:tab/>
       <w:tab/>
-      <w:t>2026-09-05</w:t>
+      <w:t>2026-09-06</w:t>
       <w:br/>
       <w:br/>
     </w:r>

--- a/klagomål/A 25671-2026 FSC-klagomål.docx
+++ b/klagomål/A 25671-2026 FSC-klagomål.docx
@@ -980,7 +980,7 @@
     <w:r>
       <w:tab/>
       <w:tab/>
-      <w:t>2026-09-06</w:t>
+      <w:t>2026-09-07</w:t>
       <w:br/>
       <w:br/>
     </w:r>

--- a/klagomål/A 25671-2026 FSC-klagomål.docx
+++ b/klagomål/A 25671-2026 FSC-klagomål.docx
@@ -980,7 +980,7 @@
     <w:r>
       <w:tab/>
       <w:tab/>
-      <w:t>2026-09-07</w:t>
+      <w:t>2026-09-08</w:t>
       <w:br/>
       <w:br/>
     </w:r>

--- a/klagomål/A 25671-2026 FSC-klagomål.docx
+++ b/klagomål/A 25671-2026 FSC-klagomål.docx
@@ -980,7 +980,7 @@
     <w:r>
       <w:tab/>
       <w:tab/>
-      <w:t>2026-09-08</w:t>
+      <w:t>2026-09-09</w:t>
       <w:br/>
       <w:br/>
     </w:r>

--- a/klagomål/A 25671-2026 FSC-klagomål.docx
+++ b/klagomål/A 25671-2026 FSC-klagomål.docx
@@ -980,7 +980,7 @@
     <w:r>
       <w:tab/>
       <w:tab/>
-      <w:t>2026-09-09</w:t>
+      <w:t>2026-09-10</w:t>
       <w:br/>
       <w:br/>
     </w:r>

--- a/klagomål/A 25671-2026 FSC-klagomål.docx
+++ b/klagomål/A 25671-2026 FSC-klagomål.docx
@@ -980,7 +980,7 @@
     <w:r>
       <w:tab/>
       <w:tab/>
-      <w:t>2026-09-10</w:t>
+      <w:t>2026-09-11</w:t>
       <w:br/>
       <w:br/>
     </w:r>

--- a/klagomål/A 25671-2026 FSC-klagomål.docx
+++ b/klagomål/A 25671-2026 FSC-klagomål.docx
@@ -980,7 +980,7 @@
     <w:r>
       <w:tab/>
       <w:tab/>
-      <w:t>2026-09-11</w:t>
+      <w:t>2026-09-12</w:t>
       <w:br/>
       <w:br/>
     </w:r>
